--- a/VLAN 106 URL list.docx
+++ b/VLAN 106 URL list.docx
@@ -27,6 +27,88 @@
         <w:rPr>
           <w:b/>
           <w:bCs/>
+        </w:rPr>
+      </w:pPr>
+      <w:r>
+        <w:rPr>
+          <w:b/>
+          <w:bCs/>
+        </w:rPr>
+        <w:t>1. Scope</w:t>
+      </w:r>
+    </w:p>
+    <w:p>
+      <w:pPr>
+        <w:numPr>
+          <w:ilvl w:val="0"/>
+          <w:numId w:val="1"/>
+        </w:numPr>
+        <w:rPr>
+          <w:b/>
+          <w:bCs/>
+        </w:rPr>
+      </w:pPr>
+      <w:r>
+        <w:rPr>
+          <w:b/>
+          <w:bCs/>
+        </w:rPr>
+        <w:t xml:space="preserve">VLAN ID: 106 </w:t>
+      </w:r>
+    </w:p>
+    <w:p>
+      <w:pPr>
+        <w:numPr>
+          <w:ilvl w:val="0"/>
+          <w:numId w:val="1"/>
+        </w:numPr>
+        <w:rPr>
+          <w:b/>
+          <w:bCs/>
+        </w:rPr>
+      </w:pPr>
+      <w:r>
+        <w:rPr>
+          <w:b/>
+          <w:bCs/>
+        </w:rPr>
+        <w:t>Subnet: 192.168.106.0/24</w:t>
+      </w:r>
+    </w:p>
+    <w:p>
+      <w:pPr>
+        <w:numPr>
+          <w:ilvl w:val="0"/>
+          <w:numId w:val="1"/>
+        </w:numPr>
+        <w:rPr>
+          <w:b/>
+          <w:bCs/>
+        </w:rPr>
+      </w:pPr>
+      <w:r>
+        <w:rPr>
+          <w:b/>
+          <w:bCs/>
+        </w:rPr>
+        <w:t xml:space="preserve">Purpose: Controlled access to business applications and restricted internet usage </w:t>
+      </w:r>
+    </w:p>
+    <w:p>
+      <w:pPr>
+        <w:rPr>
+          <w:b/>
+          <w:bCs/>
+          <w:color w:val="EE0000"/>
+          <w:u w:val="single"/>
+        </w:rPr>
+      </w:pPr>
+    </w:p>
+    <w:p>
+      <w:pPr>
+        <w:rPr>
+          <w:b/>
+          <w:bCs/>
           <w:color w:val="EE0000"/>
           <w:u w:val="single"/>
         </w:rPr>
@@ -40,6 +122,163 @@
     </w:sectPr>
   </w:body>
 </w:document>
+</file>
+
+<file path=word/numbering.xml><?xml version="1.0" encoding="utf-8"?>
+<w:numbering xmlns:wpc="http://schemas.microsoft.com/office/word/2010/wordprocessingCanvas" xmlns:cx="http://schemas.microsoft.com/office/drawing/2014/chartex" xmlns:cx1="http://schemas.microsoft.com/office/drawing/2015/9/8/chartex" xmlns:cx2="http://schemas.microsoft.com/office/drawing/2015/10/21/chartex" xmlns:cx3="http://schemas.microsoft.com/office/drawing/2016/5/9/chartex" xmlns:cx4="http://schemas.microsoft.com/office/drawing/2016/5/10/chartex" xmlns:cx5="http://schemas.microsoft.com/office/drawing/2016/5/11/chartex" xmlns:cx6="http://schemas.microsoft.com/office/drawing/2016/5/12/chartex" xmlns:cx7="http://schemas.microsoft.com/office/drawing/2016/5/13/chartex" xmlns:cx8="http://schemas.microsoft.com/office/drawing/2016/5/14/chartex" xmlns:mc="http://schemas.openxmlformats.org/markup-compatibility/2006" xmlns:aink="http://schemas.microsoft.com/office/drawing/2016/ink" xmlns:am3d="http://schemas.microsoft.com/office/drawing/2017/model3d" xmlns:o="urn:schemas-microsoft-com:office:office" xmlns:oel="http://schemas.microsoft.com/office/2019/extlst" xmlns:r="http://schemas.openxmlformats.org/officeDocument/2006/relationships" xmlns:m="http://schemas.openxmlformats.org/officeDocument/2006/math" xmlns:v="urn:schemas-microsoft-com:vml" xmlns:wp14="http://schemas.microsoft.com/office/word/2010/wordprocessingDrawing" xmlns:wp="http://schemas.openxmlformats.org/drawingml/2006/wordprocessingDrawing" xmlns:w10="urn:schemas-microsoft-com:office:word" xmlns:w="http://schemas.openxmlformats.org/wordprocessingml/2006/main" xmlns:w14="http://schemas.microsoft.com/office/word/2010/wordml" xmlns:w15="http://schemas.microsoft.com/office/word/2012/wordml" xmlns:w16cex="http://schemas.microsoft.com/office/word/2018/wordml/cex" xmlns:w16cid="http://schemas.microsoft.com/office/word/2016/wordml/cid" xmlns:w16="http://schemas.microsoft.com/office/word/2018/wordml" xmlns:w16du="http://schemas.microsoft.com/office/word/2023/wordml/word16du" xmlns:w16sdtdh="http://schemas.microsoft.com/office/word/2020/wordml/sdtdatahash" xmlns:w16sdtfl="http://schemas.microsoft.com/office/word/2024/wordml/sdtformatlock" xmlns:w16se="http://schemas.microsoft.com/office/word/2015/wordml/symex" xmlns:wpg="http://schemas.microsoft.com/office/word/2010/wordprocessingGroup" xmlns:wpi="http://schemas.microsoft.com/office/word/2010/wordprocessingInk" xmlns:wne="http://schemas.microsoft.com/office/word/2006/wordml" xmlns:wps="http://schemas.microsoft.com/office/word/2010/wordprocessingShape" mc:Ignorable="w14 w15 w16se w16cid w16 w16cex w16sdtdh w16sdtfl w16du wp14">
+  <w:abstractNum w:abstractNumId="0" w15:restartNumberingAfterBreak="0">
+    <w:nsid w:val="5B0E71DA"/>
+    <w:multiLevelType w:val="multilevel"/>
+    <w:tmpl w:val="36B6326E"/>
+    <w:lvl w:ilvl="0">
+      <w:start w:val="1"/>
+      <w:numFmt w:val="bullet"/>
+      <w:lvlText w:val=""/>
+      <w:lvlJc w:val="left"/>
+      <w:pPr>
+        <w:tabs>
+          <w:tab w:val="num" w:pos="720"/>
+        </w:tabs>
+        <w:ind w:left="720" w:hanging="360"/>
+      </w:pPr>
+      <w:rPr>
+        <w:rFonts w:ascii="Symbol" w:hAnsi="Symbol" w:hint="default"/>
+        <w:sz w:val="20"/>
+      </w:rPr>
+    </w:lvl>
+    <w:lvl w:ilvl="1" w:tentative="1">
+      <w:start w:val="1"/>
+      <w:numFmt w:val="bullet"/>
+      <w:lvlText w:val="o"/>
+      <w:lvlJc w:val="left"/>
+      <w:pPr>
+        <w:tabs>
+          <w:tab w:val="num" w:pos="1440"/>
+        </w:tabs>
+        <w:ind w:left="1440" w:hanging="360"/>
+      </w:pPr>
+      <w:rPr>
+        <w:rFonts w:ascii="Courier New" w:hAnsi="Courier New" w:hint="default"/>
+        <w:sz w:val="20"/>
+      </w:rPr>
+    </w:lvl>
+    <w:lvl w:ilvl="2" w:tentative="1">
+      <w:start w:val="1"/>
+      <w:numFmt w:val="bullet"/>
+      <w:lvlText w:val=""/>
+      <w:lvlJc w:val="left"/>
+      <w:pPr>
+        <w:tabs>
+          <w:tab w:val="num" w:pos="2160"/>
+        </w:tabs>
+        <w:ind w:left="2160" w:hanging="360"/>
+      </w:pPr>
+      <w:rPr>
+        <w:rFonts w:ascii="Wingdings" w:hAnsi="Wingdings" w:hint="default"/>
+        <w:sz w:val="20"/>
+      </w:rPr>
+    </w:lvl>
+    <w:lvl w:ilvl="3" w:tentative="1">
+      <w:start w:val="1"/>
+      <w:numFmt w:val="bullet"/>
+      <w:lvlText w:val=""/>
+      <w:lvlJc w:val="left"/>
+      <w:pPr>
+        <w:tabs>
+          <w:tab w:val="num" w:pos="2880"/>
+        </w:tabs>
+        <w:ind w:left="2880" w:hanging="360"/>
+      </w:pPr>
+      <w:rPr>
+        <w:rFonts w:ascii="Wingdings" w:hAnsi="Wingdings" w:hint="default"/>
+        <w:sz w:val="20"/>
+      </w:rPr>
+    </w:lvl>
+    <w:lvl w:ilvl="4" w:tentative="1">
+      <w:start w:val="1"/>
+      <w:numFmt w:val="bullet"/>
+      <w:lvlText w:val=""/>
+      <w:lvlJc w:val="left"/>
+      <w:pPr>
+        <w:tabs>
+          <w:tab w:val="num" w:pos="3600"/>
+        </w:tabs>
+        <w:ind w:left="3600" w:hanging="360"/>
+      </w:pPr>
+      <w:rPr>
+        <w:rFonts w:ascii="Wingdings" w:hAnsi="Wingdings" w:hint="default"/>
+        <w:sz w:val="20"/>
+      </w:rPr>
+    </w:lvl>
+    <w:lvl w:ilvl="5" w:tentative="1">
+      <w:start w:val="1"/>
+      <w:numFmt w:val="bullet"/>
+      <w:lvlText w:val=""/>
+      <w:lvlJc w:val="left"/>
+      <w:pPr>
+        <w:tabs>
+          <w:tab w:val="num" w:pos="4320"/>
+        </w:tabs>
+        <w:ind w:left="4320" w:hanging="360"/>
+      </w:pPr>
+      <w:rPr>
+        <w:rFonts w:ascii="Wingdings" w:hAnsi="Wingdings" w:hint="default"/>
+        <w:sz w:val="20"/>
+      </w:rPr>
+    </w:lvl>
+    <w:lvl w:ilvl="6" w:tentative="1">
+      <w:start w:val="1"/>
+      <w:numFmt w:val="bullet"/>
+      <w:lvlText w:val=""/>
+      <w:lvlJc w:val="left"/>
+      <w:pPr>
+        <w:tabs>
+          <w:tab w:val="num" w:pos="5040"/>
+        </w:tabs>
+        <w:ind w:left="5040" w:hanging="360"/>
+      </w:pPr>
+      <w:rPr>
+        <w:rFonts w:ascii="Wingdings" w:hAnsi="Wingdings" w:hint="default"/>
+        <w:sz w:val="20"/>
+      </w:rPr>
+    </w:lvl>
+    <w:lvl w:ilvl="7" w:tentative="1">
+      <w:start w:val="1"/>
+      <w:numFmt w:val="bullet"/>
+      <w:lvlText w:val=""/>
+      <w:lvlJc w:val="left"/>
+      <w:pPr>
+        <w:tabs>
+          <w:tab w:val="num" w:pos="5760"/>
+        </w:tabs>
+        <w:ind w:left="5760" w:hanging="360"/>
+      </w:pPr>
+      <w:rPr>
+        <w:rFonts w:ascii="Wingdings" w:hAnsi="Wingdings" w:hint="default"/>
+        <w:sz w:val="20"/>
+      </w:rPr>
+    </w:lvl>
+    <w:lvl w:ilvl="8" w:tentative="1">
+      <w:start w:val="1"/>
+      <w:numFmt w:val="bullet"/>
+      <w:lvlText w:val=""/>
+      <w:lvlJc w:val="left"/>
+      <w:pPr>
+        <w:tabs>
+          <w:tab w:val="num" w:pos="6480"/>
+        </w:tabs>
+        <w:ind w:left="6480" w:hanging="360"/>
+      </w:pPr>
+      <w:rPr>
+        <w:rFonts w:ascii="Wingdings" w:hAnsi="Wingdings" w:hint="default"/>
+        <w:sz w:val="20"/>
+      </w:rPr>
+    </w:lvl>
+  </w:abstractNum>
+  <w:num w:numId="1" w16cid:durableId="2132285784">
+    <w:abstractNumId w:val="0"/>
+  </w:num>
+</w:numbering>
 </file>
 
 <file path=word/styles.xml><?xml version="1.0" encoding="utf-8"?>

--- a/VLAN 106 URL list.docx
+++ b/VLAN 106 URL list.docx
@@ -99,11 +99,215 @@
         <w:rPr>
           <w:b/>
           <w:bCs/>
-          <w:color w:val="EE0000"/>
-          <w:u w:val="single"/>
         </w:rPr>
       </w:pPr>
+      <w:r>
+        <w:rPr>
+          <w:b/>
+          <w:bCs/>
+        </w:rPr>
+        <w:t>2. URL Access Policy Table</w:t>
+      </w:r>
     </w:p>
+    <w:tbl>
+      <w:tblPr>
+        <w:tblStyle w:val="TableGrid"/>
+        <w:tblW w:w="0" w:type="auto"/>
+        <w:tblLook w:val="04A0" w:firstRow="1" w:lastRow="0" w:firstColumn="1" w:lastColumn="0" w:noHBand="0" w:noVBand="1"/>
+      </w:tblPr>
+      <w:tblGrid>
+        <w:gridCol w:w="2254"/>
+        <w:gridCol w:w="2254"/>
+        <w:gridCol w:w="2254"/>
+        <w:gridCol w:w="2254"/>
+      </w:tblGrid>
+      <w:tr>
+        <w:tc>
+          <w:tcPr>
+            <w:tcW w:w="2254" w:type="dxa"/>
+          </w:tcPr>
+          <w:p>
+            <w:pPr>
+              <w:rPr>
+                <w:b/>
+                <w:bCs/>
+                <w:color w:val="EE0000"/>
+                <w:u w:val="single"/>
+              </w:rPr>
+            </w:pPr>
+          </w:p>
+        </w:tc>
+        <w:tc>
+          <w:tcPr>
+            <w:tcW w:w="2254" w:type="dxa"/>
+          </w:tcPr>
+          <w:p>
+            <w:pPr>
+              <w:rPr>
+                <w:b/>
+                <w:bCs/>
+                <w:color w:val="EE0000"/>
+                <w:u w:val="single"/>
+              </w:rPr>
+            </w:pPr>
+          </w:p>
+        </w:tc>
+        <w:tc>
+          <w:tcPr>
+            <w:tcW w:w="2254" w:type="dxa"/>
+          </w:tcPr>
+          <w:p>
+            <w:pPr>
+              <w:rPr>
+                <w:b/>
+                <w:bCs/>
+                <w:color w:val="EE0000"/>
+                <w:u w:val="single"/>
+              </w:rPr>
+            </w:pPr>
+          </w:p>
+        </w:tc>
+        <w:tc>
+          <w:tcPr>
+            <w:tcW w:w="2254" w:type="dxa"/>
+          </w:tcPr>
+          <w:p>
+            <w:pPr>
+              <w:rPr>
+                <w:b/>
+                <w:bCs/>
+                <w:color w:val="EE0000"/>
+                <w:u w:val="single"/>
+              </w:rPr>
+            </w:pPr>
+          </w:p>
+        </w:tc>
+      </w:tr>
+      <w:tr>
+        <w:tc>
+          <w:tcPr>
+            <w:tcW w:w="2254" w:type="dxa"/>
+          </w:tcPr>
+          <w:p>
+            <w:pPr>
+              <w:rPr>
+                <w:b/>
+                <w:bCs/>
+                <w:color w:val="EE0000"/>
+                <w:u w:val="single"/>
+              </w:rPr>
+            </w:pPr>
+          </w:p>
+        </w:tc>
+        <w:tc>
+          <w:tcPr>
+            <w:tcW w:w="2254" w:type="dxa"/>
+          </w:tcPr>
+          <w:p>
+            <w:pPr>
+              <w:rPr>
+                <w:b/>
+                <w:bCs/>
+                <w:color w:val="EE0000"/>
+                <w:u w:val="single"/>
+              </w:rPr>
+            </w:pPr>
+          </w:p>
+        </w:tc>
+        <w:tc>
+          <w:tcPr>
+            <w:tcW w:w="2254" w:type="dxa"/>
+          </w:tcPr>
+          <w:p>
+            <w:pPr>
+              <w:rPr>
+                <w:b/>
+                <w:bCs/>
+                <w:color w:val="EE0000"/>
+                <w:u w:val="single"/>
+              </w:rPr>
+            </w:pPr>
+          </w:p>
+        </w:tc>
+        <w:tc>
+          <w:tcPr>
+            <w:tcW w:w="2254" w:type="dxa"/>
+          </w:tcPr>
+          <w:p>
+            <w:pPr>
+              <w:rPr>
+                <w:b/>
+                <w:bCs/>
+                <w:color w:val="EE0000"/>
+                <w:u w:val="single"/>
+              </w:rPr>
+            </w:pPr>
+          </w:p>
+        </w:tc>
+      </w:tr>
+      <w:tr>
+        <w:tc>
+          <w:tcPr>
+            <w:tcW w:w="2254" w:type="dxa"/>
+          </w:tcPr>
+          <w:p>
+            <w:pPr>
+              <w:rPr>
+                <w:b/>
+                <w:bCs/>
+                <w:color w:val="EE0000"/>
+                <w:u w:val="single"/>
+              </w:rPr>
+            </w:pPr>
+          </w:p>
+        </w:tc>
+        <w:tc>
+          <w:tcPr>
+            <w:tcW w:w="2254" w:type="dxa"/>
+          </w:tcPr>
+          <w:p>
+            <w:pPr>
+              <w:rPr>
+                <w:b/>
+                <w:bCs/>
+                <w:color w:val="EE0000"/>
+                <w:u w:val="single"/>
+              </w:rPr>
+            </w:pPr>
+          </w:p>
+        </w:tc>
+        <w:tc>
+          <w:tcPr>
+            <w:tcW w:w="2254" w:type="dxa"/>
+          </w:tcPr>
+          <w:p>
+            <w:pPr>
+              <w:rPr>
+                <w:b/>
+                <w:bCs/>
+                <w:color w:val="EE0000"/>
+                <w:u w:val="single"/>
+              </w:rPr>
+            </w:pPr>
+          </w:p>
+        </w:tc>
+        <w:tc>
+          <w:tcPr>
+            <w:tcW w:w="2254" w:type="dxa"/>
+          </w:tcPr>
+          <w:p>
+            <w:pPr>
+              <w:rPr>
+                <w:b/>
+                <w:bCs/>
+                <w:color w:val="EE0000"/>
+                <w:u w:val="single"/>
+              </w:rPr>
+            </w:pPr>
+          </w:p>
+        </w:tc>
+      </w:tr>
+    </w:tbl>
     <w:p>
       <w:pPr>
         <w:rPr>
@@ -1197,6 +1401,25 @@
       <w:spacing w:val="5"/>
     </w:rPr>
   </w:style>
+  <w:style w:type="table" w:styleId="TableGrid">
+    <w:name w:val="Table Grid"/>
+    <w:basedOn w:val="TableNormal"/>
+    <w:uiPriority w:val="39"/>
+    <w:rsid w:val="00611FD5"/>
+    <w:pPr>
+      <w:spacing w:after="0" w:line="240" w:lineRule="auto"/>
+    </w:pPr>
+    <w:tblPr>
+      <w:tblBorders>
+        <w:top w:val="single" w:sz="4" w:space="0" w:color="auto"/>
+        <w:left w:val="single" w:sz="4" w:space="0" w:color="auto"/>
+        <w:bottom w:val="single" w:sz="4" w:space="0" w:color="auto"/>
+        <w:right w:val="single" w:sz="4" w:space="0" w:color="auto"/>
+        <w:insideH w:val="single" w:sz="4" w:space="0" w:color="auto"/>
+        <w:insideV w:val="single" w:sz="4" w:space="0" w:color="auto"/>
+      </w:tblBorders>
+    </w:tblPr>
+  </w:style>
 </w:styles>
 </file>
 

--- a/VLAN 106 URL list.docx
+++ b/VLAN 106 URL list.docx
@@ -116,10 +116,10 @@
         <w:tblLook w:val="04A0" w:firstRow="1" w:lastRow="0" w:firstColumn="1" w:lastColumn="0" w:noHBand="0" w:noVBand="1"/>
       </w:tblPr>
       <w:tblGrid>
-        <w:gridCol w:w="2254"/>
-        <w:gridCol w:w="2254"/>
-        <w:gridCol w:w="2254"/>
-        <w:gridCol w:w="2254"/>
+        <w:gridCol w:w="1662"/>
+        <w:gridCol w:w="4028"/>
+        <w:gridCol w:w="1663"/>
+        <w:gridCol w:w="1663"/>
       </w:tblGrid>
       <w:tr>
         <w:tc>
@@ -212,6 +212,15 @@
                 <w:u w:val="single"/>
               </w:rPr>
             </w:pPr>
+            <w:r>
+              <w:rPr>
+                <w:b/>
+                <w:bCs/>
+                <w:color w:val="EE0000"/>
+                <w:u w:val="single"/>
+              </w:rPr>
+              <w:t>apw.xtglobal.net/vzdworkflow/login.aspx</w:t>
+            </w:r>
           </w:p>
         </w:tc>
         <w:tc>
@@ -274,6 +283,313 @@
                 <w:u w:val="single"/>
               </w:rPr>
             </w:pPr>
+            <w:r>
+              <w:rPr>
+                <w:b/>
+                <w:bCs/>
+                <w:color w:val="EE0000"/>
+                <w:u w:val="single"/>
+              </w:rPr>
+              <w:br/>
+              <w:t>portal.xtglobal.net/VZBPortal/login.aspx</w:t>
+            </w:r>
+          </w:p>
+        </w:tc>
+        <w:tc>
+          <w:tcPr>
+            <w:tcW w:w="2254" w:type="dxa"/>
+          </w:tcPr>
+          <w:p>
+            <w:pPr>
+              <w:rPr>
+                <w:b/>
+                <w:bCs/>
+                <w:color w:val="EE0000"/>
+                <w:u w:val="single"/>
+              </w:rPr>
+            </w:pPr>
+          </w:p>
+        </w:tc>
+        <w:tc>
+          <w:tcPr>
+            <w:tcW w:w="2254" w:type="dxa"/>
+          </w:tcPr>
+          <w:p>
+            <w:pPr>
+              <w:rPr>
+                <w:b/>
+                <w:bCs/>
+                <w:color w:val="EE0000"/>
+                <w:u w:val="single"/>
+              </w:rPr>
+            </w:pPr>
+          </w:p>
+        </w:tc>
+      </w:tr>
+      <w:tr>
+        <w:tc>
+          <w:tcPr>
+            <w:tcW w:w="2254" w:type="dxa"/>
+          </w:tcPr>
+          <w:p>
+            <w:pPr>
+              <w:rPr>
+                <w:b/>
+                <w:bCs/>
+                <w:color w:val="EE0000"/>
+                <w:u w:val="single"/>
+              </w:rPr>
+            </w:pPr>
+          </w:p>
+        </w:tc>
+        <w:tc>
+          <w:tcPr>
+            <w:tcW w:w="2254" w:type="dxa"/>
+          </w:tcPr>
+          <w:p>
+            <w:pPr>
+              <w:rPr>
+                <w:b/>
+                <w:bCs/>
+                <w:color w:val="EE0000"/>
+                <w:u w:val="single"/>
+              </w:rPr>
+            </w:pPr>
+            <w:r>
+              <w:rPr>
+                <w:b/>
+                <w:bCs/>
+                <w:color w:val="EE0000"/>
+                <w:u w:val="single"/>
+              </w:rPr>
+              <w:br/>
+              <w:t>portal.xtglobal.net</w:t>
+            </w:r>
+          </w:p>
+        </w:tc>
+        <w:tc>
+          <w:tcPr>
+            <w:tcW w:w="2254" w:type="dxa"/>
+          </w:tcPr>
+          <w:p>
+            <w:pPr>
+              <w:rPr>
+                <w:b/>
+                <w:bCs/>
+                <w:color w:val="EE0000"/>
+                <w:u w:val="single"/>
+              </w:rPr>
+            </w:pPr>
+          </w:p>
+        </w:tc>
+        <w:tc>
+          <w:tcPr>
+            <w:tcW w:w="2254" w:type="dxa"/>
+          </w:tcPr>
+          <w:p>
+            <w:pPr>
+              <w:rPr>
+                <w:b/>
+                <w:bCs/>
+                <w:color w:val="EE0000"/>
+                <w:u w:val="single"/>
+              </w:rPr>
+            </w:pPr>
+          </w:p>
+        </w:tc>
+      </w:tr>
+      <w:tr>
+        <w:tc>
+          <w:tcPr>
+            <w:tcW w:w="2254" w:type="dxa"/>
+          </w:tcPr>
+          <w:p>
+            <w:pPr>
+              <w:rPr>
+                <w:b/>
+                <w:bCs/>
+                <w:color w:val="EE0000"/>
+                <w:u w:val="single"/>
+              </w:rPr>
+            </w:pPr>
+          </w:p>
+        </w:tc>
+        <w:tc>
+          <w:tcPr>
+            <w:tcW w:w="2254" w:type="dxa"/>
+          </w:tcPr>
+          <w:p>
+            <w:pPr>
+              <w:rPr>
+                <w:b/>
+                <w:bCs/>
+                <w:color w:val="EE0000"/>
+                <w:u w:val="single"/>
+              </w:rPr>
+            </w:pPr>
+            <w:r>
+              <w:rPr>
+                <w:b/>
+                <w:bCs/>
+                <w:color w:val="EE0000"/>
+                <w:u w:val="single"/>
+              </w:rPr>
+              <w:br/>
+              <w:t>torrentz.in</w:t>
+            </w:r>
+          </w:p>
+        </w:tc>
+        <w:tc>
+          <w:tcPr>
+            <w:tcW w:w="2254" w:type="dxa"/>
+          </w:tcPr>
+          <w:p>
+            <w:pPr>
+              <w:rPr>
+                <w:b/>
+                <w:bCs/>
+                <w:color w:val="EE0000"/>
+                <w:u w:val="single"/>
+              </w:rPr>
+            </w:pPr>
+          </w:p>
+        </w:tc>
+        <w:tc>
+          <w:tcPr>
+            <w:tcW w:w="2254" w:type="dxa"/>
+          </w:tcPr>
+          <w:p>
+            <w:pPr>
+              <w:rPr>
+                <w:b/>
+                <w:bCs/>
+                <w:color w:val="EE0000"/>
+                <w:u w:val="single"/>
+              </w:rPr>
+            </w:pPr>
+          </w:p>
+        </w:tc>
+      </w:tr>
+      <w:tr>
+        <w:tc>
+          <w:tcPr>
+            <w:tcW w:w="2254" w:type="dxa"/>
+          </w:tcPr>
+          <w:p>
+            <w:pPr>
+              <w:rPr>
+                <w:b/>
+                <w:bCs/>
+                <w:color w:val="EE0000"/>
+                <w:u w:val="single"/>
+              </w:rPr>
+            </w:pPr>
+          </w:p>
+        </w:tc>
+        <w:tc>
+          <w:tcPr>
+            <w:tcW w:w="2254" w:type="dxa"/>
+          </w:tcPr>
+          <w:p>
+            <w:pPr>
+              <w:rPr>
+                <w:b/>
+                <w:bCs/>
+                <w:color w:val="EE0000"/>
+                <w:u w:val="single"/>
+              </w:rPr>
+            </w:pPr>
+            <w:r>
+              <w:rPr>
+                <w:b/>
+                <w:bCs/>
+                <w:color w:val="EE0000"/>
+                <w:u w:val="single"/>
+              </w:rPr>
+              <w:br/>
+              <w:t>facebook</w:t>
+            </w:r>
+            <w:r>
+              <w:rPr>
+                <w:b/>
+                <w:bCs/>
+                <w:color w:val="EE0000"/>
+                <w:u w:val="single"/>
+              </w:rPr>
+              <w:t>.com</w:t>
+            </w:r>
+          </w:p>
+        </w:tc>
+        <w:tc>
+          <w:tcPr>
+            <w:tcW w:w="2254" w:type="dxa"/>
+          </w:tcPr>
+          <w:p>
+            <w:pPr>
+              <w:rPr>
+                <w:b/>
+                <w:bCs/>
+                <w:color w:val="EE0000"/>
+                <w:u w:val="single"/>
+              </w:rPr>
+            </w:pPr>
+          </w:p>
+        </w:tc>
+        <w:tc>
+          <w:tcPr>
+            <w:tcW w:w="2254" w:type="dxa"/>
+          </w:tcPr>
+          <w:p>
+            <w:pPr>
+              <w:rPr>
+                <w:b/>
+                <w:bCs/>
+                <w:color w:val="EE0000"/>
+                <w:u w:val="single"/>
+              </w:rPr>
+            </w:pPr>
+          </w:p>
+        </w:tc>
+      </w:tr>
+      <w:tr>
+        <w:tc>
+          <w:tcPr>
+            <w:tcW w:w="2254" w:type="dxa"/>
+          </w:tcPr>
+          <w:p>
+            <w:pPr>
+              <w:rPr>
+                <w:b/>
+                <w:bCs/>
+                <w:color w:val="EE0000"/>
+                <w:u w:val="single"/>
+              </w:rPr>
+            </w:pPr>
+          </w:p>
+        </w:tc>
+        <w:tc>
+          <w:tcPr>
+            <w:tcW w:w="2254" w:type="dxa"/>
+          </w:tcPr>
+          <w:p>
+            <w:pPr>
+              <w:rPr>
+                <w:b/>
+                <w:bCs/>
+                <w:color w:val="EE0000"/>
+                <w:u w:val="single"/>
+              </w:rPr>
+            </w:pPr>
+            <w:r>
+              <w:rPr>
+                <w:b/>
+                <w:bCs/>
+                <w:color w:val="EE0000"/>
+                <w:u w:val="single"/>
+              </w:rPr>
+              <w:br/>
+              <w:t>youtube.com</w:t>
+            </w:r>
           </w:p>
         </w:tc>
         <w:tc>

--- a/VLAN 106 URL list.docx
+++ b/VLAN 106 URL list.docx
@@ -116,10 +116,10 @@
         <w:tblLook w:val="04A0" w:firstRow="1" w:lastRow="0" w:firstColumn="1" w:lastColumn="0" w:noHBand="0" w:noVBand="1"/>
       </w:tblPr>
       <w:tblGrid>
-        <w:gridCol w:w="1662"/>
+        <w:gridCol w:w="1468"/>
         <w:gridCol w:w="4028"/>
-        <w:gridCol w:w="1663"/>
-        <w:gridCol w:w="1663"/>
+        <w:gridCol w:w="1723"/>
+        <w:gridCol w:w="1797"/>
       </w:tblGrid>
       <w:tr>
         <w:tc>
@@ -132,54 +132,82 @@
                 <w:b/>
                 <w:bCs/>
                 <w:color w:val="EE0000"/>
-                <w:u w:val="single"/>
-              </w:rPr>
-            </w:pPr>
-          </w:p>
-        </w:tc>
-        <w:tc>
-          <w:tcPr>
-            <w:tcW w:w="2254" w:type="dxa"/>
-          </w:tcPr>
-          <w:p>
-            <w:pPr>
-              <w:rPr>
-                <w:b/>
-                <w:bCs/>
-                <w:color w:val="EE0000"/>
-                <w:u w:val="single"/>
-              </w:rPr>
-            </w:pPr>
-          </w:p>
-        </w:tc>
-        <w:tc>
-          <w:tcPr>
-            <w:tcW w:w="2254" w:type="dxa"/>
-          </w:tcPr>
-          <w:p>
-            <w:pPr>
-              <w:rPr>
-                <w:b/>
-                <w:bCs/>
-                <w:color w:val="EE0000"/>
-                <w:u w:val="single"/>
-              </w:rPr>
-            </w:pPr>
-          </w:p>
-        </w:tc>
-        <w:tc>
-          <w:tcPr>
-            <w:tcW w:w="2254" w:type="dxa"/>
-          </w:tcPr>
-          <w:p>
-            <w:pPr>
-              <w:rPr>
-                <w:b/>
-                <w:bCs/>
-                <w:color w:val="EE0000"/>
-                <w:u w:val="single"/>
-              </w:rPr>
-            </w:pPr>
+              </w:rPr>
+            </w:pPr>
+            <w:r>
+              <w:rPr>
+                <w:b/>
+                <w:bCs/>
+                <w:color w:val="EE0000"/>
+              </w:rPr>
+              <w:t>S.no</w:t>
+            </w:r>
+          </w:p>
+        </w:tc>
+        <w:tc>
+          <w:tcPr>
+            <w:tcW w:w="2254" w:type="dxa"/>
+          </w:tcPr>
+          <w:p>
+            <w:pPr>
+              <w:rPr>
+                <w:b/>
+                <w:bCs/>
+                <w:color w:val="EE0000"/>
+              </w:rPr>
+            </w:pPr>
+            <w:r>
+              <w:rPr>
+                <w:b/>
+                <w:bCs/>
+                <w:color w:val="EE0000"/>
+              </w:rPr>
+              <w:t>URL</w:t>
+            </w:r>
+          </w:p>
+        </w:tc>
+        <w:tc>
+          <w:tcPr>
+            <w:tcW w:w="2254" w:type="dxa"/>
+          </w:tcPr>
+          <w:p>
+            <w:pPr>
+              <w:rPr>
+                <w:b/>
+                <w:bCs/>
+                <w:color w:val="EE0000"/>
+              </w:rPr>
+            </w:pPr>
+            <w:r>
+              <w:rPr>
+                <w:b/>
+                <w:bCs/>
+                <w:color w:val="EE0000"/>
+              </w:rPr>
+              <w:t>Category</w:t>
+            </w:r>
+          </w:p>
+        </w:tc>
+        <w:tc>
+          <w:tcPr>
+            <w:tcW w:w="2254" w:type="dxa"/>
+          </w:tcPr>
+          <w:p>
+            <w:pPr>
+              <w:rPr>
+                <w:b/>
+                <w:bCs/>
+                <w:color w:val="EE0000"/>
+              </w:rPr>
+            </w:pPr>
+            <w:r>
+              <w:rPr>
+                <w:b/>
+                <w:bCs/>
+                <w:color w:val="EE0000"/>
+              </w:rPr>
+              <w:t>Allow/Deny</w:t>
+            </w:r>
           </w:p>
         </w:tc>
       </w:tr>
@@ -194,63 +222,100 @@
                 <w:b/>
                 <w:bCs/>
                 <w:color w:val="EE0000"/>
-                <w:u w:val="single"/>
-              </w:rPr>
-            </w:pPr>
-          </w:p>
-        </w:tc>
-        <w:tc>
-          <w:tcPr>
-            <w:tcW w:w="2254" w:type="dxa"/>
-          </w:tcPr>
-          <w:p>
-            <w:pPr>
-              <w:rPr>
-                <w:b/>
-                <w:bCs/>
-                <w:color w:val="EE0000"/>
-                <w:u w:val="single"/>
-              </w:rPr>
-            </w:pPr>
-            <w:r>
-              <w:rPr>
-                <w:b/>
-                <w:bCs/>
-                <w:color w:val="EE0000"/>
-                <w:u w:val="single"/>
-              </w:rPr>
-              <w:t>apw.xtglobal.net/vzdworkflow/login.aspx</w:t>
-            </w:r>
-          </w:p>
-        </w:tc>
-        <w:tc>
-          <w:tcPr>
-            <w:tcW w:w="2254" w:type="dxa"/>
-          </w:tcPr>
-          <w:p>
-            <w:pPr>
-              <w:rPr>
-                <w:b/>
-                <w:bCs/>
-                <w:color w:val="EE0000"/>
-                <w:u w:val="single"/>
-              </w:rPr>
-            </w:pPr>
-          </w:p>
-        </w:tc>
-        <w:tc>
-          <w:tcPr>
-            <w:tcW w:w="2254" w:type="dxa"/>
-          </w:tcPr>
-          <w:p>
-            <w:pPr>
-              <w:rPr>
-                <w:b/>
-                <w:bCs/>
-                <w:color w:val="EE0000"/>
-                <w:u w:val="single"/>
-              </w:rPr>
-            </w:pPr>
+              </w:rPr>
+            </w:pPr>
+            <w:r>
+              <w:rPr>
+                <w:b/>
+                <w:bCs/>
+                <w:color w:val="EE0000"/>
+              </w:rPr>
+              <w:t>1</w:t>
+            </w:r>
+          </w:p>
+        </w:tc>
+        <w:tc>
+          <w:tcPr>
+            <w:tcW w:w="2254" w:type="dxa"/>
+          </w:tcPr>
+          <w:p>
+            <w:pPr>
+              <w:rPr>
+                <w:b/>
+                <w:bCs/>
+                <w:color w:val="EE0000"/>
+              </w:rPr>
+            </w:pPr>
+            <w:r>
+              <w:rPr>
+                <w:b/>
+                <w:bCs/>
+                <w:color w:val="EE0000"/>
+              </w:rPr>
+              <w:t>apw.xtglobal.net/</w:t>
+            </w:r>
+            <w:proofErr w:type="spellStart"/>
+            <w:r>
+              <w:rPr>
+                <w:b/>
+                <w:bCs/>
+                <w:color w:val="EE0000"/>
+              </w:rPr>
+              <w:t>vzdworkflow</w:t>
+            </w:r>
+            <w:proofErr w:type="spellEnd"/>
+            <w:r>
+              <w:rPr>
+                <w:b/>
+                <w:bCs/>
+                <w:color w:val="EE0000"/>
+              </w:rPr>
+              <w:t>/login.aspx</w:t>
+            </w:r>
+          </w:p>
+        </w:tc>
+        <w:tc>
+          <w:tcPr>
+            <w:tcW w:w="2254" w:type="dxa"/>
+          </w:tcPr>
+          <w:p>
+            <w:pPr>
+              <w:rPr>
+                <w:b/>
+                <w:bCs/>
+                <w:color w:val="EE0000"/>
+              </w:rPr>
+            </w:pPr>
+            <w:r>
+              <w:rPr>
+                <w:b/>
+                <w:bCs/>
+                <w:color w:val="EE0000"/>
+              </w:rPr>
+              <w:t>Business</w:t>
+            </w:r>
+          </w:p>
+        </w:tc>
+        <w:tc>
+          <w:tcPr>
+            <w:tcW w:w="2254" w:type="dxa"/>
+          </w:tcPr>
+          <w:p>
+            <w:pPr>
+              <w:rPr>
+                <w:b/>
+                <w:bCs/>
+                <w:color w:val="EE0000"/>
+              </w:rPr>
+            </w:pPr>
+            <w:r>
+              <w:rPr>
+                <w:b/>
+                <w:bCs/>
+                <w:color w:val="EE0000"/>
+              </w:rPr>
+              <w:t>Allowed</w:t>
+            </w:r>
           </w:p>
         </w:tc>
       </w:tr>
@@ -265,64 +330,101 @@
                 <w:b/>
                 <w:bCs/>
                 <w:color w:val="EE0000"/>
-                <w:u w:val="single"/>
-              </w:rPr>
-            </w:pPr>
-          </w:p>
-        </w:tc>
-        <w:tc>
-          <w:tcPr>
-            <w:tcW w:w="2254" w:type="dxa"/>
-          </w:tcPr>
-          <w:p>
-            <w:pPr>
-              <w:rPr>
-                <w:b/>
-                <w:bCs/>
-                <w:color w:val="EE0000"/>
-                <w:u w:val="single"/>
-              </w:rPr>
-            </w:pPr>
-            <w:r>
-              <w:rPr>
-                <w:b/>
-                <w:bCs/>
-                <w:color w:val="EE0000"/>
-                <w:u w:val="single"/>
+              </w:rPr>
+            </w:pPr>
+            <w:r>
+              <w:rPr>
+                <w:b/>
+                <w:bCs/>
+                <w:color w:val="EE0000"/>
+              </w:rPr>
+              <w:t>2</w:t>
+            </w:r>
+          </w:p>
+        </w:tc>
+        <w:tc>
+          <w:tcPr>
+            <w:tcW w:w="2254" w:type="dxa"/>
+          </w:tcPr>
+          <w:p>
+            <w:pPr>
+              <w:rPr>
+                <w:b/>
+                <w:bCs/>
+                <w:color w:val="EE0000"/>
+              </w:rPr>
+            </w:pPr>
+            <w:r>
+              <w:rPr>
+                <w:b/>
+                <w:bCs/>
+                <w:color w:val="EE0000"/>
               </w:rPr>
               <w:br/>
-              <w:t>portal.xtglobal.net/VZBPortal/login.aspx</w:t>
-            </w:r>
-          </w:p>
-        </w:tc>
-        <w:tc>
-          <w:tcPr>
-            <w:tcW w:w="2254" w:type="dxa"/>
-          </w:tcPr>
-          <w:p>
-            <w:pPr>
-              <w:rPr>
-                <w:b/>
-                <w:bCs/>
-                <w:color w:val="EE0000"/>
-                <w:u w:val="single"/>
-              </w:rPr>
-            </w:pPr>
-          </w:p>
-        </w:tc>
-        <w:tc>
-          <w:tcPr>
-            <w:tcW w:w="2254" w:type="dxa"/>
-          </w:tcPr>
-          <w:p>
-            <w:pPr>
-              <w:rPr>
-                <w:b/>
-                <w:bCs/>
-                <w:color w:val="EE0000"/>
-                <w:u w:val="single"/>
-              </w:rPr>
-            </w:pPr>
+              <w:t>portal.xtglobal.net/</w:t>
+            </w:r>
+            <w:proofErr w:type="spellStart"/>
+            <w:r>
+              <w:rPr>
+                <w:b/>
+                <w:bCs/>
+                <w:color w:val="EE0000"/>
+              </w:rPr>
+              <w:t>VZBPortal</w:t>
+            </w:r>
+            <w:proofErr w:type="spellEnd"/>
+            <w:r>
+              <w:rPr>
+                <w:b/>
+                <w:bCs/>
+                <w:color w:val="EE0000"/>
+              </w:rPr>
+              <w:t>/login.aspx</w:t>
+            </w:r>
+          </w:p>
+        </w:tc>
+        <w:tc>
+          <w:tcPr>
+            <w:tcW w:w="2254" w:type="dxa"/>
+          </w:tcPr>
+          <w:p>
+            <w:pPr>
+              <w:rPr>
+                <w:b/>
+                <w:bCs/>
+                <w:color w:val="EE0000"/>
+              </w:rPr>
+            </w:pPr>
+            <w:r>
+              <w:rPr>
+                <w:b/>
+                <w:bCs/>
+                <w:color w:val="EE0000"/>
+              </w:rPr>
+              <w:t>Business</w:t>
+            </w:r>
+          </w:p>
+        </w:tc>
+        <w:tc>
+          <w:tcPr>
+            <w:tcW w:w="2254" w:type="dxa"/>
+          </w:tcPr>
+          <w:p>
+            <w:pPr>
+              <w:rPr>
+                <w:b/>
+                <w:bCs/>
+                <w:color w:val="EE0000"/>
+              </w:rPr>
+            </w:pPr>
+            <w:r>
+              <w:rPr>
+                <w:b/>
+                <w:bCs/>
+                <w:color w:val="EE0000"/>
+              </w:rPr>
+              <w:t>Allowed</w:t>
+            </w:r>
           </w:p>
         </w:tc>
       </w:tr>
@@ -337,30 +439,35 @@
                 <w:b/>
                 <w:bCs/>
                 <w:color w:val="EE0000"/>
-                <w:u w:val="single"/>
-              </w:rPr>
-            </w:pPr>
-          </w:p>
-        </w:tc>
-        <w:tc>
-          <w:tcPr>
-            <w:tcW w:w="2254" w:type="dxa"/>
-          </w:tcPr>
-          <w:p>
-            <w:pPr>
-              <w:rPr>
-                <w:b/>
-                <w:bCs/>
-                <w:color w:val="EE0000"/>
-                <w:u w:val="single"/>
-              </w:rPr>
-            </w:pPr>
-            <w:r>
-              <w:rPr>
-                <w:b/>
-                <w:bCs/>
-                <w:color w:val="EE0000"/>
-                <w:u w:val="single"/>
+              </w:rPr>
+            </w:pPr>
+            <w:r>
+              <w:rPr>
+                <w:b/>
+                <w:bCs/>
+                <w:color w:val="EE0000"/>
+              </w:rPr>
+              <w:t>3</w:t>
+            </w:r>
+          </w:p>
+        </w:tc>
+        <w:tc>
+          <w:tcPr>
+            <w:tcW w:w="2254" w:type="dxa"/>
+          </w:tcPr>
+          <w:p>
+            <w:pPr>
+              <w:rPr>
+                <w:b/>
+                <w:bCs/>
+                <w:color w:val="EE0000"/>
+              </w:rPr>
+            </w:pPr>
+            <w:r>
+              <w:rPr>
+                <w:b/>
+                <w:bCs/>
+                <w:color w:val="EE0000"/>
               </w:rPr>
               <w:br/>
               <w:t>portal.xtglobal.net</w:t>
@@ -377,96 +484,139 @@
                 <w:b/>
                 <w:bCs/>
                 <w:color w:val="EE0000"/>
-                <w:u w:val="single"/>
-              </w:rPr>
-            </w:pPr>
-          </w:p>
-        </w:tc>
-        <w:tc>
-          <w:tcPr>
-            <w:tcW w:w="2254" w:type="dxa"/>
-          </w:tcPr>
-          <w:p>
-            <w:pPr>
-              <w:rPr>
-                <w:b/>
-                <w:bCs/>
-                <w:color w:val="EE0000"/>
-                <w:u w:val="single"/>
-              </w:rPr>
-            </w:pPr>
+              </w:rPr>
+            </w:pPr>
+            <w:r>
+              <w:rPr>
+                <w:b/>
+                <w:bCs/>
+                <w:color w:val="EE0000"/>
+              </w:rPr>
+              <w:t>Business</w:t>
+            </w:r>
+          </w:p>
+        </w:tc>
+        <w:tc>
+          <w:tcPr>
+            <w:tcW w:w="2254" w:type="dxa"/>
+          </w:tcPr>
+          <w:p>
+            <w:pPr>
+              <w:rPr>
+                <w:b/>
+                <w:bCs/>
+                <w:color w:val="EE0000"/>
+              </w:rPr>
+            </w:pPr>
+            <w:r>
+              <w:rPr>
+                <w:b/>
+                <w:bCs/>
+                <w:color w:val="EE0000"/>
+              </w:rPr>
+              <w:t>Allowed</w:t>
+            </w:r>
           </w:p>
         </w:tc>
       </w:tr>
       <w:tr>
-        <w:tc>
-          <w:tcPr>
-            <w:tcW w:w="2254" w:type="dxa"/>
-          </w:tcPr>
-          <w:p>
-            <w:pPr>
-              <w:rPr>
-                <w:b/>
-                <w:bCs/>
-                <w:color w:val="EE0000"/>
-                <w:u w:val="single"/>
-              </w:rPr>
-            </w:pPr>
-          </w:p>
-        </w:tc>
-        <w:tc>
-          <w:tcPr>
-            <w:tcW w:w="2254" w:type="dxa"/>
-          </w:tcPr>
-          <w:p>
-            <w:pPr>
-              <w:rPr>
-                <w:b/>
-                <w:bCs/>
-                <w:color w:val="EE0000"/>
-                <w:u w:val="single"/>
-              </w:rPr>
-            </w:pPr>
-            <w:r>
-              <w:rPr>
-                <w:b/>
-                <w:bCs/>
-                <w:color w:val="EE0000"/>
-                <w:u w:val="single"/>
+        <w:trPr>
+          <w:trHeight w:val="179"/>
+        </w:trPr>
+        <w:tc>
+          <w:tcPr>
+            <w:tcW w:w="2254" w:type="dxa"/>
+          </w:tcPr>
+          <w:p>
+            <w:pPr>
+              <w:rPr>
+                <w:b/>
+                <w:bCs/>
+                <w:color w:val="EE0000"/>
+              </w:rPr>
+            </w:pPr>
+            <w:r>
+              <w:rPr>
+                <w:b/>
+                <w:bCs/>
+                <w:color w:val="EE0000"/>
+              </w:rPr>
+              <w:t>4</w:t>
+            </w:r>
+          </w:p>
+        </w:tc>
+        <w:tc>
+          <w:tcPr>
+            <w:tcW w:w="2254" w:type="dxa"/>
+          </w:tcPr>
+          <w:p>
+            <w:pPr>
+              <w:rPr>
+                <w:b/>
+                <w:bCs/>
+                <w:color w:val="EE0000"/>
+              </w:rPr>
+            </w:pPr>
+            <w:r>
+              <w:rPr>
+                <w:b/>
+                <w:bCs/>
+                <w:color w:val="EE0000"/>
               </w:rPr>
               <w:br/>
-              <w:t>torrentz.in</w:t>
-            </w:r>
-          </w:p>
-        </w:tc>
-        <w:tc>
-          <w:tcPr>
-            <w:tcW w:w="2254" w:type="dxa"/>
-          </w:tcPr>
-          <w:p>
-            <w:pPr>
-              <w:rPr>
-                <w:b/>
-                <w:bCs/>
-                <w:color w:val="EE0000"/>
-                <w:u w:val="single"/>
-              </w:rPr>
-            </w:pPr>
-          </w:p>
-        </w:tc>
-        <w:tc>
-          <w:tcPr>
-            <w:tcW w:w="2254" w:type="dxa"/>
-          </w:tcPr>
-          <w:p>
-            <w:pPr>
-              <w:rPr>
-                <w:b/>
-                <w:bCs/>
-                <w:color w:val="EE0000"/>
-                <w:u w:val="single"/>
-              </w:rPr>
-            </w:pPr>
+            </w:r>
+            <w:r>
+              <w:rPr>
+                <w:b/>
+                <w:bCs/>
+                <w:color w:val="EE0000"/>
+              </w:rPr>
+              <w:t>dropbox.com</w:t>
+            </w:r>
+          </w:p>
+        </w:tc>
+        <w:tc>
+          <w:tcPr>
+            <w:tcW w:w="2254" w:type="dxa"/>
+          </w:tcPr>
+          <w:p>
+            <w:pPr>
+              <w:rPr>
+                <w:b/>
+                <w:bCs/>
+                <w:color w:val="EE0000"/>
+              </w:rPr>
+            </w:pPr>
+            <w:r>
+              <w:rPr>
+                <w:b/>
+                <w:bCs/>
+                <w:color w:val="EE0000"/>
+              </w:rPr>
+              <w:t>File Sharing</w:t>
+            </w:r>
+          </w:p>
+        </w:tc>
+        <w:tc>
+          <w:tcPr>
+            <w:tcW w:w="2254" w:type="dxa"/>
+          </w:tcPr>
+          <w:p>
+            <w:pPr>
+              <w:rPr>
+                <w:b/>
+                <w:bCs/>
+                <w:color w:val="EE0000"/>
+              </w:rPr>
+            </w:pPr>
+            <w:r>
+              <w:rPr>
+                <w:b/>
+                <w:bCs/>
+                <w:color w:val="EE0000"/>
+              </w:rPr>
+              <w:t>Denied</w:t>
+            </w:r>
           </w:p>
         </w:tc>
       </w:tr>
@@ -481,30 +631,35 @@
                 <w:b/>
                 <w:bCs/>
                 <w:color w:val="EE0000"/>
-                <w:u w:val="single"/>
-              </w:rPr>
-            </w:pPr>
-          </w:p>
-        </w:tc>
-        <w:tc>
-          <w:tcPr>
-            <w:tcW w:w="2254" w:type="dxa"/>
-          </w:tcPr>
-          <w:p>
-            <w:pPr>
-              <w:rPr>
-                <w:b/>
-                <w:bCs/>
-                <w:color w:val="EE0000"/>
-                <w:u w:val="single"/>
-              </w:rPr>
-            </w:pPr>
-            <w:r>
-              <w:rPr>
-                <w:b/>
-                <w:bCs/>
-                <w:color w:val="EE0000"/>
-                <w:u w:val="single"/>
+              </w:rPr>
+            </w:pPr>
+            <w:r>
+              <w:rPr>
+                <w:b/>
+                <w:bCs/>
+                <w:color w:val="EE0000"/>
+              </w:rPr>
+              <w:t>5</w:t>
+            </w:r>
+          </w:p>
+        </w:tc>
+        <w:tc>
+          <w:tcPr>
+            <w:tcW w:w="2254" w:type="dxa"/>
+          </w:tcPr>
+          <w:p>
+            <w:pPr>
+              <w:rPr>
+                <w:b/>
+                <w:bCs/>
+                <w:color w:val="EE0000"/>
+              </w:rPr>
+            </w:pPr>
+            <w:r>
+              <w:rPr>
+                <w:b/>
+                <w:bCs/>
+                <w:color w:val="EE0000"/>
               </w:rPr>
               <w:br/>
               <w:t>facebook</w:t>
@@ -514,7 +669,6 @@
                 <w:b/>
                 <w:bCs/>
                 <w:color w:val="EE0000"/>
-                <w:u w:val="single"/>
               </w:rPr>
               <w:t>.com</w:t>
             </w:r>
@@ -530,24 +684,40 @@
                 <w:b/>
                 <w:bCs/>
                 <w:color w:val="EE0000"/>
-                <w:u w:val="single"/>
-              </w:rPr>
-            </w:pPr>
-          </w:p>
-        </w:tc>
-        <w:tc>
-          <w:tcPr>
-            <w:tcW w:w="2254" w:type="dxa"/>
-          </w:tcPr>
-          <w:p>
-            <w:pPr>
-              <w:rPr>
-                <w:b/>
-                <w:bCs/>
-                <w:color w:val="EE0000"/>
-                <w:u w:val="single"/>
-              </w:rPr>
-            </w:pPr>
+              </w:rPr>
+            </w:pPr>
+            <w:proofErr w:type="gramStart"/>
+            <w:r>
+              <w:rPr>
+                <w:b/>
+                <w:bCs/>
+                <w:color w:val="EE0000"/>
+              </w:rPr>
+              <w:t>Social Media</w:t>
+            </w:r>
+            <w:proofErr w:type="gramEnd"/>
+          </w:p>
+        </w:tc>
+        <w:tc>
+          <w:tcPr>
+            <w:tcW w:w="2254" w:type="dxa"/>
+          </w:tcPr>
+          <w:p>
+            <w:pPr>
+              <w:rPr>
+                <w:b/>
+                <w:bCs/>
+                <w:color w:val="EE0000"/>
+              </w:rPr>
+            </w:pPr>
+            <w:r>
+              <w:rPr>
+                <w:b/>
+                <w:bCs/>
+                <w:color w:val="EE0000"/>
+              </w:rPr>
+              <w:t>Denied</w:t>
+            </w:r>
           </w:p>
         </w:tc>
       </w:tr>
@@ -562,30 +732,35 @@
                 <w:b/>
                 <w:bCs/>
                 <w:color w:val="EE0000"/>
-                <w:u w:val="single"/>
-              </w:rPr>
-            </w:pPr>
-          </w:p>
-        </w:tc>
-        <w:tc>
-          <w:tcPr>
-            <w:tcW w:w="2254" w:type="dxa"/>
-          </w:tcPr>
-          <w:p>
-            <w:pPr>
-              <w:rPr>
-                <w:b/>
-                <w:bCs/>
-                <w:color w:val="EE0000"/>
-                <w:u w:val="single"/>
-              </w:rPr>
-            </w:pPr>
-            <w:r>
-              <w:rPr>
-                <w:b/>
-                <w:bCs/>
-                <w:color w:val="EE0000"/>
-                <w:u w:val="single"/>
+              </w:rPr>
+            </w:pPr>
+            <w:r>
+              <w:rPr>
+                <w:b/>
+                <w:bCs/>
+                <w:color w:val="EE0000"/>
+              </w:rPr>
+              <w:t>6</w:t>
+            </w:r>
+          </w:p>
+        </w:tc>
+        <w:tc>
+          <w:tcPr>
+            <w:tcW w:w="2254" w:type="dxa"/>
+          </w:tcPr>
+          <w:p>
+            <w:pPr>
+              <w:rPr>
+                <w:b/>
+                <w:bCs/>
+                <w:color w:val="EE0000"/>
+              </w:rPr>
+            </w:pPr>
+            <w:r>
+              <w:rPr>
+                <w:b/>
+                <w:bCs/>
+                <w:color w:val="EE0000"/>
               </w:rPr>
               <w:br/>
               <w:t>youtube.com</w:t>
@@ -602,24 +777,38 @@
                 <w:b/>
                 <w:bCs/>
                 <w:color w:val="EE0000"/>
-                <w:u w:val="single"/>
-              </w:rPr>
-            </w:pPr>
-          </w:p>
-        </w:tc>
-        <w:tc>
-          <w:tcPr>
-            <w:tcW w:w="2254" w:type="dxa"/>
-          </w:tcPr>
-          <w:p>
-            <w:pPr>
-              <w:rPr>
-                <w:b/>
-                <w:bCs/>
-                <w:color w:val="EE0000"/>
-                <w:u w:val="single"/>
-              </w:rPr>
-            </w:pPr>
+              </w:rPr>
+            </w:pPr>
+            <w:r>
+              <w:rPr>
+                <w:b/>
+                <w:bCs/>
+                <w:color w:val="EE0000"/>
+              </w:rPr>
+              <w:t>Streaming</w:t>
+            </w:r>
+          </w:p>
+        </w:tc>
+        <w:tc>
+          <w:tcPr>
+            <w:tcW w:w="2254" w:type="dxa"/>
+          </w:tcPr>
+          <w:p>
+            <w:pPr>
+              <w:rPr>
+                <w:b/>
+                <w:bCs/>
+                <w:color w:val="EE0000"/>
+              </w:rPr>
+            </w:pPr>
+            <w:r>
+              <w:rPr>
+                <w:b/>
+                <w:bCs/>
+                <w:color w:val="EE0000"/>
+              </w:rPr>
+              <w:t>Denied</w:t>
+            </w:r>
           </w:p>
         </w:tc>
       </w:tr>
@@ -1736,6 +1925,25 @@
       </w:tblBorders>
     </w:tblPr>
   </w:style>
+  <w:style w:type="table" w:styleId="TableGridLight">
+    <w:name w:val="Grid Table Light"/>
+    <w:basedOn w:val="TableNormal"/>
+    <w:uiPriority w:val="40"/>
+    <w:rsid w:val="00E6334E"/>
+    <w:pPr>
+      <w:spacing w:after="0" w:line="240" w:lineRule="auto"/>
+    </w:pPr>
+    <w:tblPr>
+      <w:tblBorders>
+        <w:top w:val="single" w:sz="4" w:space="0" w:color="BFBFBF" w:themeColor="background1" w:themeShade="BF"/>
+        <w:left w:val="single" w:sz="4" w:space="0" w:color="BFBFBF" w:themeColor="background1" w:themeShade="BF"/>
+        <w:bottom w:val="single" w:sz="4" w:space="0" w:color="BFBFBF" w:themeColor="background1" w:themeShade="BF"/>
+        <w:right w:val="single" w:sz="4" w:space="0" w:color="BFBFBF" w:themeColor="background1" w:themeShade="BF"/>
+        <w:insideH w:val="single" w:sz="4" w:space="0" w:color="BFBFBF" w:themeColor="background1" w:themeShade="BF"/>
+        <w:insideV w:val="single" w:sz="4" w:space="0" w:color="BFBFBF" w:themeColor="background1" w:themeShade="BF"/>
+      </w:tblBorders>
+    </w:tblPr>
+  </w:style>
 </w:styles>
 </file>
 

--- a/VLAN 106 URL list.docx
+++ b/VLAN 106 URL list.docx
@@ -116,15 +116,15 @@
         <w:tblLook w:val="04A0" w:firstRow="1" w:lastRow="0" w:firstColumn="1" w:lastColumn="0" w:noHBand="0" w:noVBand="1"/>
       </w:tblPr>
       <w:tblGrid>
-        <w:gridCol w:w="1468"/>
-        <w:gridCol w:w="4028"/>
-        <w:gridCol w:w="1723"/>
-        <w:gridCol w:w="1797"/>
+        <w:gridCol w:w="704"/>
+        <w:gridCol w:w="4720"/>
+        <w:gridCol w:w="1757"/>
+        <w:gridCol w:w="1835"/>
       </w:tblGrid>
       <w:tr>
         <w:tc>
           <w:tcPr>
-            <w:tcW w:w="2254" w:type="dxa"/>
+            <w:tcW w:w="704" w:type="dxa"/>
           </w:tcPr>
           <w:p>
             <w:pPr>
@@ -146,7 +146,7 @@
         </w:tc>
         <w:tc>
           <w:tcPr>
-            <w:tcW w:w="2254" w:type="dxa"/>
+            <w:tcW w:w="4720" w:type="dxa"/>
           </w:tcPr>
           <w:p>
             <w:pPr>
@@ -168,7 +168,7 @@
         </w:tc>
         <w:tc>
           <w:tcPr>
-            <w:tcW w:w="2254" w:type="dxa"/>
+            <w:tcW w:w="1757" w:type="dxa"/>
           </w:tcPr>
           <w:p>
             <w:pPr>
@@ -190,7 +190,7 @@
         </w:tc>
         <w:tc>
           <w:tcPr>
-            <w:tcW w:w="2254" w:type="dxa"/>
+            <w:tcW w:w="1835" w:type="dxa"/>
           </w:tcPr>
           <w:p>
             <w:pPr>
@@ -214,21 +214,19 @@
       <w:tr>
         <w:tc>
           <w:tcPr>
-            <w:tcW w:w="2254" w:type="dxa"/>
+            <w:tcW w:w="704" w:type="dxa"/>
           </w:tcPr>
           <w:p>
             <w:pPr>
               <w:rPr>
                 <w:b/>
                 <w:bCs/>
-                <w:color w:val="EE0000"/>
               </w:rPr>
             </w:pPr>
             <w:r>
               <w:rPr>
                 <w:b/>
                 <w:bCs/>
-                <w:color w:val="EE0000"/>
               </w:rPr>
               <w:t>1</w:t>
             </w:r>
@@ -236,216 +234,119 @@
         </w:tc>
         <w:tc>
           <w:tcPr>
-            <w:tcW w:w="2254" w:type="dxa"/>
+            <w:tcW w:w="4720" w:type="dxa"/>
+          </w:tcPr>
+          <w:p>
+            <w:r>
+              <w:t>apw.xtglobal.net/</w:t>
+            </w:r>
+            <w:proofErr w:type="spellStart"/>
+            <w:r>
+              <w:t>vzdworkflow</w:t>
+            </w:r>
+            <w:proofErr w:type="spellEnd"/>
+            <w:r>
+              <w:t>/login.aspx</w:t>
+            </w:r>
+          </w:p>
+        </w:tc>
+        <w:tc>
+          <w:tcPr>
+            <w:tcW w:w="1757" w:type="dxa"/>
+          </w:tcPr>
+          <w:p>
+            <w:r>
+              <w:t>Business</w:t>
+            </w:r>
+          </w:p>
+        </w:tc>
+        <w:tc>
+          <w:tcPr>
+            <w:tcW w:w="1835" w:type="dxa"/>
+          </w:tcPr>
+          <w:p>
+            <w:r>
+              <w:t>Allowed</w:t>
+            </w:r>
+          </w:p>
+        </w:tc>
+      </w:tr>
+      <w:tr>
+        <w:tc>
+          <w:tcPr>
+            <w:tcW w:w="704" w:type="dxa"/>
           </w:tcPr>
           <w:p>
             <w:pPr>
               <w:rPr>
                 <w:b/>
                 <w:bCs/>
-                <w:color w:val="EE0000"/>
               </w:rPr>
             </w:pPr>
             <w:r>
               <w:rPr>
                 <w:b/>
                 <w:bCs/>
-                <w:color w:val="EE0000"/>
               </w:rPr>
-              <w:t>apw.xtglobal.net/</w:t>
+              <w:t>2</w:t>
+            </w:r>
+          </w:p>
+        </w:tc>
+        <w:tc>
+          <w:tcPr>
+            <w:tcW w:w="4720" w:type="dxa"/>
+          </w:tcPr>
+          <w:p>
+            <w:r>
+              <w:t>portal.xtglobal.net/</w:t>
             </w:r>
             <w:proofErr w:type="spellStart"/>
             <w:r>
-              <w:rPr>
-                <w:b/>
-                <w:bCs/>
-                <w:color w:val="EE0000"/>
-              </w:rPr>
-              <w:t>vzdworkflow</w:t>
+              <w:t>VZBPortal</w:t>
             </w:r>
             <w:proofErr w:type="spellEnd"/>
             <w:r>
-              <w:rPr>
-                <w:b/>
-                <w:bCs/>
-                <w:color w:val="EE0000"/>
-              </w:rPr>
               <w:t>/login.aspx</w:t>
             </w:r>
           </w:p>
         </w:tc>
         <w:tc>
           <w:tcPr>
-            <w:tcW w:w="2254" w:type="dxa"/>
+            <w:tcW w:w="1757" w:type="dxa"/>
+          </w:tcPr>
+          <w:p>
+            <w:r>
+              <w:t>Business</w:t>
+            </w:r>
+          </w:p>
+        </w:tc>
+        <w:tc>
+          <w:tcPr>
+            <w:tcW w:w="1835" w:type="dxa"/>
+          </w:tcPr>
+          <w:p>
+            <w:r>
+              <w:t>Allowed</w:t>
+            </w:r>
+          </w:p>
+        </w:tc>
+      </w:tr>
+      <w:tr>
+        <w:tc>
+          <w:tcPr>
+            <w:tcW w:w="704" w:type="dxa"/>
           </w:tcPr>
           <w:p>
             <w:pPr>
               <w:rPr>
                 <w:b/>
                 <w:bCs/>
-                <w:color w:val="EE0000"/>
               </w:rPr>
             </w:pPr>
             <w:r>
               <w:rPr>
                 <w:b/>
                 <w:bCs/>
-                <w:color w:val="EE0000"/>
-              </w:rPr>
-              <w:t>Business</w:t>
-            </w:r>
-          </w:p>
-        </w:tc>
-        <w:tc>
-          <w:tcPr>
-            <w:tcW w:w="2254" w:type="dxa"/>
-          </w:tcPr>
-          <w:p>
-            <w:pPr>
-              <w:rPr>
-                <w:b/>
-                <w:bCs/>
-                <w:color w:val="EE0000"/>
-              </w:rPr>
-            </w:pPr>
-            <w:r>
-              <w:rPr>
-                <w:b/>
-                <w:bCs/>
-                <w:color w:val="EE0000"/>
-              </w:rPr>
-              <w:t>Allowed</w:t>
-            </w:r>
-          </w:p>
-        </w:tc>
-      </w:tr>
-      <w:tr>
-        <w:tc>
-          <w:tcPr>
-            <w:tcW w:w="2254" w:type="dxa"/>
-          </w:tcPr>
-          <w:p>
-            <w:pPr>
-              <w:rPr>
-                <w:b/>
-                <w:bCs/>
-                <w:color w:val="EE0000"/>
-              </w:rPr>
-            </w:pPr>
-            <w:r>
-              <w:rPr>
-                <w:b/>
-                <w:bCs/>
-                <w:color w:val="EE0000"/>
-              </w:rPr>
-              <w:t>2</w:t>
-            </w:r>
-          </w:p>
-        </w:tc>
-        <w:tc>
-          <w:tcPr>
-            <w:tcW w:w="2254" w:type="dxa"/>
-          </w:tcPr>
-          <w:p>
-            <w:pPr>
-              <w:rPr>
-                <w:b/>
-                <w:bCs/>
-                <w:color w:val="EE0000"/>
-              </w:rPr>
-            </w:pPr>
-            <w:r>
-              <w:rPr>
-                <w:b/>
-                <w:bCs/>
-                <w:color w:val="EE0000"/>
-              </w:rPr>
-              <w:br/>
-              <w:t>portal.xtglobal.net/</w:t>
-            </w:r>
-            <w:proofErr w:type="spellStart"/>
-            <w:r>
-              <w:rPr>
-                <w:b/>
-                <w:bCs/>
-                <w:color w:val="EE0000"/>
-              </w:rPr>
-              <w:t>VZBPortal</w:t>
-            </w:r>
-            <w:proofErr w:type="spellEnd"/>
-            <w:r>
-              <w:rPr>
-                <w:b/>
-                <w:bCs/>
-                <w:color w:val="EE0000"/>
-              </w:rPr>
-              <w:t>/login.aspx</w:t>
-            </w:r>
-          </w:p>
-        </w:tc>
-        <w:tc>
-          <w:tcPr>
-            <w:tcW w:w="2254" w:type="dxa"/>
-          </w:tcPr>
-          <w:p>
-            <w:pPr>
-              <w:rPr>
-                <w:b/>
-                <w:bCs/>
-                <w:color w:val="EE0000"/>
-              </w:rPr>
-            </w:pPr>
-            <w:r>
-              <w:rPr>
-                <w:b/>
-                <w:bCs/>
-                <w:color w:val="EE0000"/>
-              </w:rPr>
-              <w:t>Business</w:t>
-            </w:r>
-          </w:p>
-        </w:tc>
-        <w:tc>
-          <w:tcPr>
-            <w:tcW w:w="2254" w:type="dxa"/>
-          </w:tcPr>
-          <w:p>
-            <w:pPr>
-              <w:rPr>
-                <w:b/>
-                <w:bCs/>
-                <w:color w:val="EE0000"/>
-              </w:rPr>
-            </w:pPr>
-            <w:r>
-              <w:rPr>
-                <w:b/>
-                <w:bCs/>
-                <w:color w:val="EE0000"/>
-              </w:rPr>
-              <w:t>Allowed</w:t>
-            </w:r>
-          </w:p>
-        </w:tc>
-      </w:tr>
-      <w:tr>
-        <w:tc>
-          <w:tcPr>
-            <w:tcW w:w="2254" w:type="dxa"/>
-          </w:tcPr>
-          <w:p>
-            <w:pPr>
-              <w:rPr>
-                <w:b/>
-                <w:bCs/>
-                <w:color w:val="EE0000"/>
-              </w:rPr>
-            </w:pPr>
-            <w:r>
-              <w:rPr>
-                <w:b/>
-                <w:bCs/>
-                <w:color w:val="EE0000"/>
               </w:rPr>
               <w:t>3</w:t>
             </w:r>
@@ -453,67 +354,30 @@
         </w:tc>
         <w:tc>
           <w:tcPr>
-            <w:tcW w:w="2254" w:type="dxa"/>
-          </w:tcPr>
-          <w:p>
-            <w:pPr>
-              <w:rPr>
-                <w:b/>
-                <w:bCs/>
-                <w:color w:val="EE0000"/>
-              </w:rPr>
-            </w:pPr>
-            <w:r>
-              <w:rPr>
-                <w:b/>
-                <w:bCs/>
-                <w:color w:val="EE0000"/>
-              </w:rPr>
-              <w:br/>
+            <w:tcW w:w="4720" w:type="dxa"/>
+          </w:tcPr>
+          <w:p>
+            <w:r>
               <w:t>portal.xtglobal.net</w:t>
             </w:r>
           </w:p>
         </w:tc>
         <w:tc>
           <w:tcPr>
-            <w:tcW w:w="2254" w:type="dxa"/>
-          </w:tcPr>
-          <w:p>
-            <w:pPr>
-              <w:rPr>
-                <w:b/>
-                <w:bCs/>
-                <w:color w:val="EE0000"/>
-              </w:rPr>
-            </w:pPr>
-            <w:r>
-              <w:rPr>
-                <w:b/>
-                <w:bCs/>
-                <w:color w:val="EE0000"/>
-              </w:rPr>
+            <w:tcW w:w="1757" w:type="dxa"/>
+          </w:tcPr>
+          <w:p>
+            <w:r>
               <w:t>Business</w:t>
             </w:r>
           </w:p>
         </w:tc>
         <w:tc>
           <w:tcPr>
-            <w:tcW w:w="2254" w:type="dxa"/>
-          </w:tcPr>
-          <w:p>
-            <w:pPr>
-              <w:rPr>
-                <w:b/>
-                <w:bCs/>
-                <w:color w:val="EE0000"/>
-              </w:rPr>
-            </w:pPr>
-            <w:r>
-              <w:rPr>
-                <w:b/>
-                <w:bCs/>
-                <w:color w:val="EE0000"/>
-              </w:rPr>
+            <w:tcW w:w="1835" w:type="dxa"/>
+          </w:tcPr>
+          <w:p>
+            <w:r>
               <w:t>Allowed</w:t>
             </w:r>
           </w:p>
@@ -525,21 +389,19 @@
         </w:trPr>
         <w:tc>
           <w:tcPr>
-            <w:tcW w:w="2254" w:type="dxa"/>
+            <w:tcW w:w="704" w:type="dxa"/>
           </w:tcPr>
           <w:p>
             <w:pPr>
               <w:rPr>
                 <w:b/>
                 <w:bCs/>
-                <w:color w:val="EE0000"/>
               </w:rPr>
             </w:pPr>
             <w:r>
               <w:rPr>
                 <w:b/>
                 <w:bCs/>
-                <w:color w:val="EE0000"/>
               </w:rPr>
               <w:t>4</w:t>
             </w:r>
@@ -547,198 +409,108 @@
         </w:tc>
         <w:tc>
           <w:tcPr>
-            <w:tcW w:w="2254" w:type="dxa"/>
+            <w:tcW w:w="4720" w:type="dxa"/>
+          </w:tcPr>
+          <w:p>
+            <w:r>
+              <w:t>dropbox.com</w:t>
+            </w:r>
+          </w:p>
+        </w:tc>
+        <w:tc>
+          <w:tcPr>
+            <w:tcW w:w="1757" w:type="dxa"/>
+          </w:tcPr>
+          <w:p>
+            <w:r>
+              <w:t>File Sharing</w:t>
+            </w:r>
+          </w:p>
+        </w:tc>
+        <w:tc>
+          <w:tcPr>
+            <w:tcW w:w="1835" w:type="dxa"/>
+          </w:tcPr>
+          <w:p>
+            <w:r>
+              <w:t>Denied</w:t>
+            </w:r>
+          </w:p>
+        </w:tc>
+      </w:tr>
+      <w:tr>
+        <w:tc>
+          <w:tcPr>
+            <w:tcW w:w="704" w:type="dxa"/>
           </w:tcPr>
           <w:p>
             <w:pPr>
               <w:rPr>
                 <w:b/>
                 <w:bCs/>
-                <w:color w:val="EE0000"/>
               </w:rPr>
             </w:pPr>
             <w:r>
               <w:rPr>
                 <w:b/>
                 <w:bCs/>
-                <w:color w:val="EE0000"/>
               </w:rPr>
-              <w:br/>
-            </w:r>
-            <w:r>
-              <w:rPr>
-                <w:b/>
-                <w:bCs/>
-                <w:color w:val="EE0000"/>
-              </w:rPr>
-              <w:t>dropbox.com</w:t>
-            </w:r>
-          </w:p>
-        </w:tc>
-        <w:tc>
-          <w:tcPr>
-            <w:tcW w:w="2254" w:type="dxa"/>
+              <w:t>5</w:t>
+            </w:r>
+          </w:p>
+        </w:tc>
+        <w:tc>
+          <w:tcPr>
+            <w:tcW w:w="4720" w:type="dxa"/>
+          </w:tcPr>
+          <w:p>
+            <w:r>
+              <w:t>facebook</w:t>
+            </w:r>
+            <w:r>
+              <w:t>.com</w:t>
+            </w:r>
+          </w:p>
+        </w:tc>
+        <w:tc>
+          <w:tcPr>
+            <w:tcW w:w="1757" w:type="dxa"/>
+          </w:tcPr>
+          <w:p>
+            <w:proofErr w:type="gramStart"/>
+            <w:r>
+              <w:t>Social Media</w:t>
+            </w:r>
+            <w:proofErr w:type="gramEnd"/>
+          </w:p>
+        </w:tc>
+        <w:tc>
+          <w:tcPr>
+            <w:tcW w:w="1835" w:type="dxa"/>
+          </w:tcPr>
+          <w:p>
+            <w:r>
+              <w:t>Denied</w:t>
+            </w:r>
+          </w:p>
+        </w:tc>
+      </w:tr>
+      <w:tr>
+        <w:tc>
+          <w:tcPr>
+            <w:tcW w:w="704" w:type="dxa"/>
           </w:tcPr>
           <w:p>
             <w:pPr>
               <w:rPr>
                 <w:b/>
                 <w:bCs/>
-                <w:color w:val="EE0000"/>
               </w:rPr>
             </w:pPr>
             <w:r>
               <w:rPr>
                 <w:b/>
                 <w:bCs/>
-                <w:color w:val="EE0000"/>
-              </w:rPr>
-              <w:t>File Sharing</w:t>
-            </w:r>
-          </w:p>
-        </w:tc>
-        <w:tc>
-          <w:tcPr>
-            <w:tcW w:w="2254" w:type="dxa"/>
-          </w:tcPr>
-          <w:p>
-            <w:pPr>
-              <w:rPr>
-                <w:b/>
-                <w:bCs/>
-                <w:color w:val="EE0000"/>
-              </w:rPr>
-            </w:pPr>
-            <w:r>
-              <w:rPr>
-                <w:b/>
-                <w:bCs/>
-                <w:color w:val="EE0000"/>
-              </w:rPr>
-              <w:t>Denied</w:t>
-            </w:r>
-          </w:p>
-        </w:tc>
-      </w:tr>
-      <w:tr>
-        <w:tc>
-          <w:tcPr>
-            <w:tcW w:w="2254" w:type="dxa"/>
-          </w:tcPr>
-          <w:p>
-            <w:pPr>
-              <w:rPr>
-                <w:b/>
-                <w:bCs/>
-                <w:color w:val="EE0000"/>
-              </w:rPr>
-            </w:pPr>
-            <w:r>
-              <w:rPr>
-                <w:b/>
-                <w:bCs/>
-                <w:color w:val="EE0000"/>
-              </w:rPr>
-              <w:t>5</w:t>
-            </w:r>
-          </w:p>
-        </w:tc>
-        <w:tc>
-          <w:tcPr>
-            <w:tcW w:w="2254" w:type="dxa"/>
-          </w:tcPr>
-          <w:p>
-            <w:pPr>
-              <w:rPr>
-                <w:b/>
-                <w:bCs/>
-                <w:color w:val="EE0000"/>
-              </w:rPr>
-            </w:pPr>
-            <w:r>
-              <w:rPr>
-                <w:b/>
-                <w:bCs/>
-                <w:color w:val="EE0000"/>
-              </w:rPr>
-              <w:br/>
-              <w:t>facebook</w:t>
-            </w:r>
-            <w:r>
-              <w:rPr>
-                <w:b/>
-                <w:bCs/>
-                <w:color w:val="EE0000"/>
-              </w:rPr>
-              <w:t>.com</w:t>
-            </w:r>
-          </w:p>
-        </w:tc>
-        <w:tc>
-          <w:tcPr>
-            <w:tcW w:w="2254" w:type="dxa"/>
-          </w:tcPr>
-          <w:p>
-            <w:pPr>
-              <w:rPr>
-                <w:b/>
-                <w:bCs/>
-                <w:color w:val="EE0000"/>
-              </w:rPr>
-            </w:pPr>
-            <w:proofErr w:type="gramStart"/>
-            <w:r>
-              <w:rPr>
-                <w:b/>
-                <w:bCs/>
-                <w:color w:val="EE0000"/>
-              </w:rPr>
-              <w:t>Social Media</w:t>
-            </w:r>
-            <w:proofErr w:type="gramEnd"/>
-          </w:p>
-        </w:tc>
-        <w:tc>
-          <w:tcPr>
-            <w:tcW w:w="2254" w:type="dxa"/>
-          </w:tcPr>
-          <w:p>
-            <w:pPr>
-              <w:rPr>
-                <w:b/>
-                <w:bCs/>
-                <w:color w:val="EE0000"/>
-              </w:rPr>
-            </w:pPr>
-            <w:r>
-              <w:rPr>
-                <w:b/>
-                <w:bCs/>
-                <w:color w:val="EE0000"/>
-              </w:rPr>
-              <w:t>Denied</w:t>
-            </w:r>
-          </w:p>
-        </w:tc>
-      </w:tr>
-      <w:tr>
-        <w:tc>
-          <w:tcPr>
-            <w:tcW w:w="2254" w:type="dxa"/>
-          </w:tcPr>
-          <w:p>
-            <w:pPr>
-              <w:rPr>
-                <w:b/>
-                <w:bCs/>
-                <w:color w:val="EE0000"/>
-              </w:rPr>
-            </w:pPr>
-            <w:r>
-              <w:rPr>
-                <w:b/>
-                <w:bCs/>
-                <w:color w:val="EE0000"/>
               </w:rPr>
               <w:t>6</w:t>
             </w:r>
@@ -746,67 +518,30 @@
         </w:tc>
         <w:tc>
           <w:tcPr>
-            <w:tcW w:w="2254" w:type="dxa"/>
-          </w:tcPr>
-          <w:p>
-            <w:pPr>
-              <w:rPr>
-                <w:b/>
-                <w:bCs/>
-                <w:color w:val="EE0000"/>
-              </w:rPr>
-            </w:pPr>
-            <w:r>
-              <w:rPr>
-                <w:b/>
-                <w:bCs/>
-                <w:color w:val="EE0000"/>
-              </w:rPr>
-              <w:br/>
+            <w:tcW w:w="4720" w:type="dxa"/>
+          </w:tcPr>
+          <w:p>
+            <w:r>
               <w:t>youtube.com</w:t>
             </w:r>
           </w:p>
         </w:tc>
         <w:tc>
           <w:tcPr>
-            <w:tcW w:w="2254" w:type="dxa"/>
-          </w:tcPr>
-          <w:p>
-            <w:pPr>
-              <w:rPr>
-                <w:b/>
-                <w:bCs/>
-                <w:color w:val="EE0000"/>
-              </w:rPr>
-            </w:pPr>
-            <w:r>
-              <w:rPr>
-                <w:b/>
-                <w:bCs/>
-                <w:color w:val="EE0000"/>
-              </w:rPr>
+            <w:tcW w:w="1757" w:type="dxa"/>
+          </w:tcPr>
+          <w:p>
+            <w:r>
               <w:t>Streaming</w:t>
             </w:r>
           </w:p>
         </w:tc>
         <w:tc>
           <w:tcPr>
-            <w:tcW w:w="2254" w:type="dxa"/>
-          </w:tcPr>
-          <w:p>
-            <w:pPr>
-              <w:rPr>
-                <w:b/>
-                <w:bCs/>
-                <w:color w:val="EE0000"/>
-              </w:rPr>
-            </w:pPr>
-            <w:r>
-              <w:rPr>
-                <w:b/>
-                <w:bCs/>
-                <w:color w:val="EE0000"/>
-              </w:rPr>
+            <w:tcW w:w="1835" w:type="dxa"/>
+          </w:tcPr>
+          <w:p>
+            <w:r>
               <w:t>Denied</w:t>
             </w:r>
           </w:p>

--- a/VLAN 106 URL list.docx
+++ b/VLAN 106 URL list.docx
@@ -558,6 +558,112 @@
         </w:rPr>
       </w:pPr>
     </w:p>
+    <w:p>
+      <w:pPr>
+        <w:rPr>
+          <w:b/>
+          <w:bCs/>
+        </w:rPr>
+      </w:pPr>
+      <w:r>
+        <w:rPr>
+          <w:b/>
+          <w:bCs/>
+        </w:rPr>
+        <w:t>3. Policy Summary</w:t>
+      </w:r>
+    </w:p>
+    <w:p>
+      <w:pPr>
+        <w:numPr>
+          <w:ilvl w:val="0"/>
+          <w:numId w:val="2"/>
+        </w:numPr>
+      </w:pPr>
+      <w:r>
+        <w:t xml:space="preserve">VLAN106 users are allowed access only to business-critical and approved domains </w:t>
+      </w:r>
+    </w:p>
+    <w:p>
+      <w:pPr>
+        <w:numPr>
+          <w:ilvl w:val="0"/>
+          <w:numId w:val="2"/>
+        </w:numPr>
+      </w:pPr>
+      <w:r>
+        <w:t xml:space="preserve">Non-business categories such as: </w:t>
+      </w:r>
+    </w:p>
+    <w:p>
+      <w:pPr>
+        <w:pStyle w:val="ListParagraph"/>
+        <w:numPr>
+          <w:ilvl w:val="1"/>
+          <w:numId w:val="3"/>
+        </w:numPr>
+      </w:pPr>
+      <w:r>
+        <w:t xml:space="preserve">Social Media </w:t>
+      </w:r>
+    </w:p>
+    <w:p>
+      <w:pPr>
+        <w:pStyle w:val="ListParagraph"/>
+        <w:numPr>
+          <w:ilvl w:val="1"/>
+          <w:numId w:val="3"/>
+        </w:numPr>
+      </w:pPr>
+      <w:r>
+        <w:t xml:space="preserve">Streaming </w:t>
+      </w:r>
+    </w:p>
+    <w:p>
+      <w:pPr>
+        <w:pStyle w:val="ListParagraph"/>
+        <w:numPr>
+          <w:ilvl w:val="1"/>
+          <w:numId w:val="3"/>
+        </w:numPr>
+      </w:pPr>
+      <w:r>
+        <w:t>Unauthorized File Sharing</w:t>
+      </w:r>
+      <w:r>
+        <w:t xml:space="preserve"> </w:t>
+      </w:r>
+      <w:r>
+        <w:t>are restricted</w:t>
+      </w:r>
+      <w:r>
+        <w:t>.</w:t>
+      </w:r>
+      <w:r>
+        <w:t xml:space="preserve"> </w:t>
+      </w:r>
+    </w:p>
+    <w:p>
+      <w:pPr>
+        <w:numPr>
+          <w:ilvl w:val="0"/>
+          <w:numId w:val="2"/>
+        </w:numPr>
+      </w:pPr>
+      <w:r>
+        <w:t>URL filtering is enforced using SonicWall Content Filtering Service (CFS)</w:t>
+      </w:r>
+    </w:p>
+    <w:p>
+      <w:pPr>
+        <w:rPr>
+          <w:b/>
+          <w:bCs/>
+          <w:color w:val="EE0000"/>
+          <w:u w:val="single"/>
+        </w:rPr>
+      </w:pPr>
+    </w:p>
     <w:sectPr>
       <w:pgSz w:w="11906" w:h="16838"/>
       <w:pgMar w:top="1440" w:right="1440" w:bottom="1440" w:left="1440" w:header="708" w:footer="708" w:gutter="0"/>
@@ -571,6 +677,300 @@
 <file path=word/numbering.xml><?xml version="1.0" encoding="utf-8"?>
 <w:numbering xmlns:wpc="http://schemas.microsoft.com/office/word/2010/wordprocessingCanvas" xmlns:cx="http://schemas.microsoft.com/office/drawing/2014/chartex" xmlns:cx1="http://schemas.microsoft.com/office/drawing/2015/9/8/chartex" xmlns:cx2="http://schemas.microsoft.com/office/drawing/2015/10/21/chartex" xmlns:cx3="http://schemas.microsoft.com/office/drawing/2016/5/9/chartex" xmlns:cx4="http://schemas.microsoft.com/office/drawing/2016/5/10/chartex" xmlns:cx5="http://schemas.microsoft.com/office/drawing/2016/5/11/chartex" xmlns:cx6="http://schemas.microsoft.com/office/drawing/2016/5/12/chartex" xmlns:cx7="http://schemas.microsoft.com/office/drawing/2016/5/13/chartex" xmlns:cx8="http://schemas.microsoft.com/office/drawing/2016/5/14/chartex" xmlns:mc="http://schemas.openxmlformats.org/markup-compatibility/2006" xmlns:aink="http://schemas.microsoft.com/office/drawing/2016/ink" xmlns:am3d="http://schemas.microsoft.com/office/drawing/2017/model3d" xmlns:o="urn:schemas-microsoft-com:office:office" xmlns:oel="http://schemas.microsoft.com/office/2019/extlst" xmlns:r="http://schemas.openxmlformats.org/officeDocument/2006/relationships" xmlns:m="http://schemas.openxmlformats.org/officeDocument/2006/math" xmlns:v="urn:schemas-microsoft-com:vml" xmlns:wp14="http://schemas.microsoft.com/office/word/2010/wordprocessingDrawing" xmlns:wp="http://schemas.openxmlformats.org/drawingml/2006/wordprocessingDrawing" xmlns:w10="urn:schemas-microsoft-com:office:word" xmlns:w="http://schemas.openxmlformats.org/wordprocessingml/2006/main" xmlns:w14="http://schemas.microsoft.com/office/word/2010/wordml" xmlns:w15="http://schemas.microsoft.com/office/word/2012/wordml" xmlns:w16cex="http://schemas.microsoft.com/office/word/2018/wordml/cex" xmlns:w16cid="http://schemas.microsoft.com/office/word/2016/wordml/cid" xmlns:w16="http://schemas.microsoft.com/office/word/2018/wordml" xmlns:w16du="http://schemas.microsoft.com/office/word/2023/wordml/word16du" xmlns:w16sdtdh="http://schemas.microsoft.com/office/word/2020/wordml/sdtdatahash" xmlns:w16sdtfl="http://schemas.microsoft.com/office/word/2024/wordml/sdtformatlock" xmlns:w16se="http://schemas.microsoft.com/office/word/2015/wordml/symex" xmlns:wpg="http://schemas.microsoft.com/office/word/2010/wordprocessingGroup" xmlns:wpi="http://schemas.microsoft.com/office/word/2010/wordprocessingInk" xmlns:wne="http://schemas.microsoft.com/office/word/2006/wordml" xmlns:wps="http://schemas.microsoft.com/office/word/2010/wordprocessingShape" mc:Ignorable="w14 w15 w16se w16cid w16 w16cex w16sdtdh w16sdtfl w16du wp14">
   <w:abstractNum w:abstractNumId="0" w15:restartNumberingAfterBreak="0">
+    <w:nsid w:val="1A0741C9"/>
+    <w:multiLevelType w:val="multilevel"/>
+    <w:tmpl w:val="216C9C28"/>
+    <w:lvl w:ilvl="0">
+      <w:start w:val="1"/>
+      <w:numFmt w:val="bullet"/>
+      <w:lvlText w:val=""/>
+      <w:lvlJc w:val="left"/>
+      <w:pPr>
+        <w:tabs>
+          <w:tab w:val="num" w:pos="720"/>
+        </w:tabs>
+        <w:ind w:left="720" w:hanging="360"/>
+      </w:pPr>
+      <w:rPr>
+        <w:rFonts w:ascii="Symbol" w:hAnsi="Symbol" w:hint="default"/>
+        <w:sz w:val="20"/>
+      </w:rPr>
+    </w:lvl>
+    <w:lvl w:ilvl="1">
+      <w:start w:val="1"/>
+      <w:numFmt w:val="bullet"/>
+      <w:lvlText w:val="o"/>
+      <w:lvlJc w:val="left"/>
+      <w:pPr>
+        <w:tabs>
+          <w:tab w:val="num" w:pos="1440"/>
+        </w:tabs>
+        <w:ind w:left="1440" w:hanging="360"/>
+      </w:pPr>
+      <w:rPr>
+        <w:rFonts w:ascii="Courier New" w:hAnsi="Courier New" w:hint="default"/>
+        <w:sz w:val="20"/>
+      </w:rPr>
+    </w:lvl>
+    <w:lvl w:ilvl="2" w:tentative="1">
+      <w:start w:val="1"/>
+      <w:numFmt w:val="bullet"/>
+      <w:lvlText w:val=""/>
+      <w:lvlJc w:val="left"/>
+      <w:pPr>
+        <w:tabs>
+          <w:tab w:val="num" w:pos="2160"/>
+        </w:tabs>
+        <w:ind w:left="2160" w:hanging="360"/>
+      </w:pPr>
+      <w:rPr>
+        <w:rFonts w:ascii="Wingdings" w:hAnsi="Wingdings" w:hint="default"/>
+        <w:sz w:val="20"/>
+      </w:rPr>
+    </w:lvl>
+    <w:lvl w:ilvl="3" w:tentative="1">
+      <w:start w:val="1"/>
+      <w:numFmt w:val="bullet"/>
+      <w:lvlText w:val=""/>
+      <w:lvlJc w:val="left"/>
+      <w:pPr>
+        <w:tabs>
+          <w:tab w:val="num" w:pos="2880"/>
+        </w:tabs>
+        <w:ind w:left="2880" w:hanging="360"/>
+      </w:pPr>
+      <w:rPr>
+        <w:rFonts w:ascii="Wingdings" w:hAnsi="Wingdings" w:hint="default"/>
+        <w:sz w:val="20"/>
+      </w:rPr>
+    </w:lvl>
+    <w:lvl w:ilvl="4" w:tentative="1">
+      <w:start w:val="1"/>
+      <w:numFmt w:val="bullet"/>
+      <w:lvlText w:val=""/>
+      <w:lvlJc w:val="left"/>
+      <w:pPr>
+        <w:tabs>
+          <w:tab w:val="num" w:pos="3600"/>
+        </w:tabs>
+        <w:ind w:left="3600" w:hanging="360"/>
+      </w:pPr>
+      <w:rPr>
+        <w:rFonts w:ascii="Wingdings" w:hAnsi="Wingdings" w:hint="default"/>
+        <w:sz w:val="20"/>
+      </w:rPr>
+    </w:lvl>
+    <w:lvl w:ilvl="5" w:tentative="1">
+      <w:start w:val="1"/>
+      <w:numFmt w:val="bullet"/>
+      <w:lvlText w:val=""/>
+      <w:lvlJc w:val="left"/>
+      <w:pPr>
+        <w:tabs>
+          <w:tab w:val="num" w:pos="4320"/>
+        </w:tabs>
+        <w:ind w:left="4320" w:hanging="360"/>
+      </w:pPr>
+      <w:rPr>
+        <w:rFonts w:ascii="Wingdings" w:hAnsi="Wingdings" w:hint="default"/>
+        <w:sz w:val="20"/>
+      </w:rPr>
+    </w:lvl>
+    <w:lvl w:ilvl="6" w:tentative="1">
+      <w:start w:val="1"/>
+      <w:numFmt w:val="bullet"/>
+      <w:lvlText w:val=""/>
+      <w:lvlJc w:val="left"/>
+      <w:pPr>
+        <w:tabs>
+          <w:tab w:val="num" w:pos="5040"/>
+        </w:tabs>
+        <w:ind w:left="5040" w:hanging="360"/>
+      </w:pPr>
+      <w:rPr>
+        <w:rFonts w:ascii="Wingdings" w:hAnsi="Wingdings" w:hint="default"/>
+        <w:sz w:val="20"/>
+      </w:rPr>
+    </w:lvl>
+    <w:lvl w:ilvl="7" w:tentative="1">
+      <w:start w:val="1"/>
+      <w:numFmt w:val="bullet"/>
+      <w:lvlText w:val=""/>
+      <w:lvlJc w:val="left"/>
+      <w:pPr>
+        <w:tabs>
+          <w:tab w:val="num" w:pos="5760"/>
+        </w:tabs>
+        <w:ind w:left="5760" w:hanging="360"/>
+      </w:pPr>
+      <w:rPr>
+        <w:rFonts w:ascii="Wingdings" w:hAnsi="Wingdings" w:hint="default"/>
+        <w:sz w:val="20"/>
+      </w:rPr>
+    </w:lvl>
+    <w:lvl w:ilvl="8" w:tentative="1">
+      <w:start w:val="1"/>
+      <w:numFmt w:val="bullet"/>
+      <w:lvlText w:val=""/>
+      <w:lvlJc w:val="left"/>
+      <w:pPr>
+        <w:tabs>
+          <w:tab w:val="num" w:pos="6480"/>
+        </w:tabs>
+        <w:ind w:left="6480" w:hanging="360"/>
+      </w:pPr>
+      <w:rPr>
+        <w:rFonts w:ascii="Wingdings" w:hAnsi="Wingdings" w:hint="default"/>
+        <w:sz w:val="20"/>
+      </w:rPr>
+    </w:lvl>
+  </w:abstractNum>
+  <w:abstractNum w:abstractNumId="1" w15:restartNumberingAfterBreak="0">
+    <w:nsid w:val="526A68A5"/>
+    <w:multiLevelType w:val="multilevel"/>
+    <w:tmpl w:val="48DA6076"/>
+    <w:lvl w:ilvl="0">
+      <w:start w:val="1"/>
+      <w:numFmt w:val="bullet"/>
+      <w:lvlText w:val=""/>
+      <w:lvlJc w:val="left"/>
+      <w:pPr>
+        <w:tabs>
+          <w:tab w:val="num" w:pos="720"/>
+        </w:tabs>
+        <w:ind w:left="720" w:hanging="360"/>
+      </w:pPr>
+      <w:rPr>
+        <w:rFonts w:ascii="Symbol" w:hAnsi="Symbol" w:hint="default"/>
+        <w:sz w:val="20"/>
+      </w:rPr>
+    </w:lvl>
+    <w:lvl w:ilvl="1">
+      <w:start w:val="1"/>
+      <w:numFmt w:val="bullet"/>
+      <w:lvlText w:val=""/>
+      <w:lvlJc w:val="left"/>
+      <w:pPr>
+        <w:ind w:left="1440" w:hanging="360"/>
+      </w:pPr>
+      <w:rPr>
+        <w:rFonts w:ascii="Wingdings" w:hAnsi="Wingdings" w:hint="default"/>
+      </w:rPr>
+    </w:lvl>
+    <w:lvl w:ilvl="2" w:tentative="1">
+      <w:start w:val="1"/>
+      <w:numFmt w:val="bullet"/>
+      <w:lvlText w:val=""/>
+      <w:lvlJc w:val="left"/>
+      <w:pPr>
+        <w:tabs>
+          <w:tab w:val="num" w:pos="2160"/>
+        </w:tabs>
+        <w:ind w:left="2160" w:hanging="360"/>
+      </w:pPr>
+      <w:rPr>
+        <w:rFonts w:ascii="Wingdings" w:hAnsi="Wingdings" w:hint="default"/>
+        <w:sz w:val="20"/>
+      </w:rPr>
+    </w:lvl>
+    <w:lvl w:ilvl="3" w:tentative="1">
+      <w:start w:val="1"/>
+      <w:numFmt w:val="bullet"/>
+      <w:lvlText w:val=""/>
+      <w:lvlJc w:val="left"/>
+      <w:pPr>
+        <w:tabs>
+          <w:tab w:val="num" w:pos="2880"/>
+        </w:tabs>
+        <w:ind w:left="2880" w:hanging="360"/>
+      </w:pPr>
+      <w:rPr>
+        <w:rFonts w:ascii="Wingdings" w:hAnsi="Wingdings" w:hint="default"/>
+        <w:sz w:val="20"/>
+      </w:rPr>
+    </w:lvl>
+    <w:lvl w:ilvl="4" w:tentative="1">
+      <w:start w:val="1"/>
+      <w:numFmt w:val="bullet"/>
+      <w:lvlText w:val=""/>
+      <w:lvlJc w:val="left"/>
+      <w:pPr>
+        <w:tabs>
+          <w:tab w:val="num" w:pos="3600"/>
+        </w:tabs>
+        <w:ind w:left="3600" w:hanging="360"/>
+      </w:pPr>
+      <w:rPr>
+        <w:rFonts w:ascii="Wingdings" w:hAnsi="Wingdings" w:hint="default"/>
+        <w:sz w:val="20"/>
+      </w:rPr>
+    </w:lvl>
+    <w:lvl w:ilvl="5" w:tentative="1">
+      <w:start w:val="1"/>
+      <w:numFmt w:val="bullet"/>
+      <w:lvlText w:val=""/>
+      <w:lvlJc w:val="left"/>
+      <w:pPr>
+        <w:tabs>
+          <w:tab w:val="num" w:pos="4320"/>
+        </w:tabs>
+        <w:ind w:left="4320" w:hanging="360"/>
+      </w:pPr>
+      <w:rPr>
+        <w:rFonts w:ascii="Wingdings" w:hAnsi="Wingdings" w:hint="default"/>
+        <w:sz w:val="20"/>
+      </w:rPr>
+    </w:lvl>
+    <w:lvl w:ilvl="6" w:tentative="1">
+      <w:start w:val="1"/>
+      <w:numFmt w:val="bullet"/>
+      <w:lvlText w:val=""/>
+      <w:lvlJc w:val="left"/>
+      <w:pPr>
+        <w:tabs>
+          <w:tab w:val="num" w:pos="5040"/>
+        </w:tabs>
+        <w:ind w:left="5040" w:hanging="360"/>
+      </w:pPr>
+      <w:rPr>
+        <w:rFonts w:ascii="Wingdings" w:hAnsi="Wingdings" w:hint="default"/>
+        <w:sz w:val="20"/>
+      </w:rPr>
+    </w:lvl>
+    <w:lvl w:ilvl="7" w:tentative="1">
+      <w:start w:val="1"/>
+      <w:numFmt w:val="bullet"/>
+      <w:lvlText w:val=""/>
+      <w:lvlJc w:val="left"/>
+      <w:pPr>
+        <w:tabs>
+          <w:tab w:val="num" w:pos="5760"/>
+        </w:tabs>
+        <w:ind w:left="5760" w:hanging="360"/>
+      </w:pPr>
+      <w:rPr>
+        <w:rFonts w:ascii="Wingdings" w:hAnsi="Wingdings" w:hint="default"/>
+        <w:sz w:val="20"/>
+      </w:rPr>
+    </w:lvl>
+    <w:lvl w:ilvl="8" w:tentative="1">
+      <w:start w:val="1"/>
+      <w:numFmt w:val="bullet"/>
+      <w:lvlText w:val=""/>
+      <w:lvlJc w:val="left"/>
+      <w:pPr>
+        <w:tabs>
+          <w:tab w:val="num" w:pos="6480"/>
+        </w:tabs>
+        <w:ind w:left="6480" w:hanging="360"/>
+      </w:pPr>
+      <w:rPr>
+        <w:rFonts w:ascii="Wingdings" w:hAnsi="Wingdings" w:hint="default"/>
+        <w:sz w:val="20"/>
+      </w:rPr>
+    </w:lvl>
+  </w:abstractNum>
+  <w:abstractNum w:abstractNumId="2" w15:restartNumberingAfterBreak="0">
     <w:nsid w:val="5B0E71DA"/>
     <w:multiLevelType w:val="multilevel"/>
     <w:tmpl w:val="36B6326E"/>
@@ -720,7 +1120,13 @@
     </w:lvl>
   </w:abstractNum>
   <w:num w:numId="1" w16cid:durableId="2132285784">
+    <w:abstractNumId w:val="2"/>
+  </w:num>
+  <w:num w:numId="2" w16cid:durableId="155344111">
     <w:abstractNumId w:val="0"/>
+  </w:num>
+  <w:num w:numId="3" w16cid:durableId="1368488458">
+    <w:abstractNumId w:val="1"/>
   </w:num>
 </w:numbering>
 </file>

--- a/VLAN 106 URL list.docx
+++ b/VLAN 106 URL list.docx
@@ -27,12 +27,14 @@
         <w:rPr>
           <w:b/>
           <w:bCs/>
+          <w:color w:val="EE0000"/>
         </w:rPr>
       </w:pPr>
       <w:r>
         <w:rPr>
           <w:b/>
           <w:bCs/>
+          <w:color w:val="EE0000"/>
         </w:rPr>
         <w:t>1. Scope</w:t>
       </w:r>
@@ -99,12 +101,14 @@
         <w:rPr>
           <w:b/>
           <w:bCs/>
+          <w:color w:val="EE0000"/>
         </w:rPr>
       </w:pPr>
       <w:r>
         <w:rPr>
           <w:b/>
           <w:bCs/>
+          <w:color w:val="EE0000"/>
         </w:rPr>
         <w:t>2. URL Access Policy Table</w:t>
       </w:r>
@@ -238,15 +242,7 @@
           </w:tcPr>
           <w:p>
             <w:r>
-              <w:t>apw.xtglobal.net/</w:t>
-            </w:r>
-            <w:proofErr w:type="spellStart"/>
-            <w:r>
-              <w:t>vzdworkflow</w:t>
-            </w:r>
-            <w:proofErr w:type="spellEnd"/>
-            <w:r>
-              <w:t>/login.aspx</w:t>
+              <w:t>apw.xtglobal.net/vzdworkflow/login.aspx</w:t>
             </w:r>
           </w:p>
         </w:tc>
@@ -298,15 +294,7 @@
           </w:tcPr>
           <w:p>
             <w:r>
-              <w:t>portal.xtglobal.net/</w:t>
-            </w:r>
-            <w:proofErr w:type="spellStart"/>
-            <w:r>
-              <w:t>VZBPortal</w:t>
-            </w:r>
-            <w:proofErr w:type="spellEnd"/>
-            <w:r>
-              <w:t>/login.aspx</w:t>
+              <w:t>portal.xtglobal.net/VZBPortal/login.aspx</w:t>
             </w:r>
           </w:p>
         </w:tc>
@@ -477,11 +465,9 @@
             <w:tcW w:w="1757" w:type="dxa"/>
           </w:tcPr>
           <w:p>
-            <w:proofErr w:type="gramStart"/>
             <w:r>
               <w:t>Social Media</w:t>
             </w:r>
-            <w:proofErr w:type="gramEnd"/>
           </w:p>
         </w:tc>
         <w:tc>
@@ -563,12 +549,14 @@
         <w:rPr>
           <w:b/>
           <w:bCs/>
+          <w:color w:val="EE0000"/>
         </w:rPr>
       </w:pPr>
       <w:r>
         <w:rPr>
           <w:b/>
           <w:bCs/>
+          <w:color w:val="EE0000"/>
         </w:rPr>
         <w:t>3. Policy Summary</w:t>
       </w:r>
@@ -660,9 +648,290 @@
           <w:b/>
           <w:bCs/>
           <w:color w:val="EE0000"/>
+        </w:rPr>
+      </w:pPr>
+      <w:r>
+        <w:rPr>
+          <w:b/>
+          <w:bCs/>
+          <w:color w:val="EE0000"/>
+        </w:rPr>
+        <w:t>4. Exception Handling</w:t>
+      </w:r>
+    </w:p>
+    <w:tbl>
+      <w:tblPr>
+        <w:tblStyle w:val="TableGrid"/>
+        <w:tblW w:w="0" w:type="auto"/>
+        <w:tblLook w:val="04A0" w:firstRow="1" w:lastRow="0" w:firstColumn="1" w:lastColumn="0" w:noHBand="0" w:noVBand="1"/>
+      </w:tblPr>
+      <w:tblGrid>
+        <w:gridCol w:w="2254"/>
+        <w:gridCol w:w="2254"/>
+        <w:gridCol w:w="2254"/>
+        <w:gridCol w:w="2254"/>
+      </w:tblGrid>
+      <w:tr>
+        <w:tc>
+          <w:tcPr>
+            <w:tcW w:w="2254" w:type="dxa"/>
+          </w:tcPr>
+          <w:p>
+            <w:pPr>
+              <w:rPr>
+                <w:b/>
+                <w:bCs/>
+              </w:rPr>
+            </w:pPr>
+            <w:r>
+              <w:rPr>
+                <w:b/>
+                <w:bCs/>
+              </w:rPr>
+              <w:t>URL</w:t>
+            </w:r>
+          </w:p>
+        </w:tc>
+        <w:tc>
+          <w:tcPr>
+            <w:tcW w:w="2254" w:type="dxa"/>
+          </w:tcPr>
+          <w:p>
+            <w:pPr>
+              <w:rPr>
+                <w:b/>
+                <w:bCs/>
+              </w:rPr>
+            </w:pPr>
+            <w:r>
+              <w:rPr>
+                <w:b/>
+                <w:bCs/>
+              </w:rPr>
+              <w:t>Reason</w:t>
+            </w:r>
+          </w:p>
+        </w:tc>
+        <w:tc>
+          <w:tcPr>
+            <w:tcW w:w="2254" w:type="dxa"/>
+          </w:tcPr>
+          <w:p>
+            <w:pPr>
+              <w:rPr>
+                <w:b/>
+                <w:bCs/>
+              </w:rPr>
+            </w:pPr>
+            <w:r>
+              <w:rPr>
+                <w:b/>
+                <w:bCs/>
+              </w:rPr>
+              <w:t xml:space="preserve">Approved By </w:t>
+            </w:r>
+          </w:p>
+        </w:tc>
+        <w:tc>
+          <w:tcPr>
+            <w:tcW w:w="2254" w:type="dxa"/>
+          </w:tcPr>
+          <w:p>
+            <w:pPr>
+              <w:rPr>
+                <w:b/>
+                <w:bCs/>
+              </w:rPr>
+            </w:pPr>
+            <w:r>
+              <w:rPr>
+                <w:b/>
+                <w:bCs/>
+              </w:rPr>
+              <w:t>Validity</w:t>
+            </w:r>
+          </w:p>
+        </w:tc>
+      </w:tr>
+      <w:tr>
+        <w:tc>
+          <w:tcPr>
+            <w:tcW w:w="2254" w:type="dxa"/>
+          </w:tcPr>
+          <w:p>
+            <w:r>
+              <w:t>Example.com</w:t>
+            </w:r>
+          </w:p>
+        </w:tc>
+        <w:tc>
+          <w:tcPr>
+            <w:tcW w:w="2254" w:type="dxa"/>
+          </w:tcPr>
+          <w:p>
+            <w:r>
+              <w:t>Business requirement</w:t>
+            </w:r>
+          </w:p>
+        </w:tc>
+        <w:tc>
+          <w:tcPr>
+            <w:tcW w:w="2254" w:type="dxa"/>
+          </w:tcPr>
+          <w:p>
+            <w:r>
+              <w:t>IT Manager</w:t>
+            </w:r>
+          </w:p>
+        </w:tc>
+        <w:tc>
+          <w:tcPr>
+            <w:tcW w:w="2254" w:type="dxa"/>
+          </w:tcPr>
+          <w:p>
+            <w:r>
+              <w:t>Temporary/Permanent</w:t>
+            </w:r>
+          </w:p>
+        </w:tc>
+      </w:tr>
+    </w:tbl>
+    <w:p>
+      <w:pPr>
+        <w:rPr>
+          <w:b/>
+          <w:bCs/>
+          <w:color w:val="EE0000"/>
           <w:u w:val="single"/>
         </w:rPr>
       </w:pPr>
+    </w:p>
+    <w:p>
+      <w:pPr>
+        <w:rPr>
+          <w:b/>
+          <w:bCs/>
+          <w:color w:val="EE0000"/>
+        </w:rPr>
+      </w:pPr>
+      <w:r>
+        <w:rPr>
+          <w:b/>
+          <w:bCs/>
+          <w:color w:val="EE0000"/>
+        </w:rPr>
+        <w:t xml:space="preserve">5. </w:t>
+      </w:r>
+      <w:r>
+        <w:rPr>
+          <w:b/>
+          <w:bCs/>
+          <w:color w:val="EE0000"/>
+        </w:rPr>
+        <w:t>Reference Screenshots</w:t>
+      </w:r>
+    </w:p>
+    <w:p>
+      <w:pPr>
+        <w:rPr>
+          <w:b/>
+          <w:bCs/>
+          <w:color w:val="EE0000"/>
+        </w:rPr>
+      </w:pPr>
+      <w:r>
+        <w:rPr>
+          <w:b/>
+          <w:bCs/>
+          <w:color w:val="EE0000"/>
+        </w:rPr>
+        <w:drawing>
+          <wp:inline distT="0" distB="0" distL="0" distR="0" wp14:anchorId="27D7AC03" wp14:editId="251C8C2E">
+            <wp:extent cx="5731510" cy="466090"/>
+            <wp:effectExtent l="0" t="0" r="2540" b="0"/>
+            <wp:docPr id="1615036367" name="Picture 1"/>
+            <wp:cNvGraphicFramePr>
+              <a:graphicFrameLocks xmlns:a="http://schemas.openxmlformats.org/drawingml/2006/main" noChangeAspect="1"/>
+            </wp:cNvGraphicFramePr>
+            <a:graphic xmlns:a="http://schemas.openxmlformats.org/drawingml/2006/main">
+              <a:graphicData uri="http://schemas.openxmlformats.org/drawingml/2006/picture">
+                <pic:pic xmlns:pic="http://schemas.openxmlformats.org/drawingml/2006/picture">
+                  <pic:nvPicPr>
+                    <pic:cNvPr id="1615036367" name=""/>
+                    <pic:cNvPicPr/>
+                  </pic:nvPicPr>
+                  <pic:blipFill>
+                    <a:blip r:embed="rId5"/>
+                    <a:stretch>
+                      <a:fillRect/>
+                    </a:stretch>
+                  </pic:blipFill>
+                  <pic:spPr>
+                    <a:xfrm>
+                      <a:off x="0" y="0"/>
+                      <a:ext cx="5731510" cy="466090"/>
+                    </a:xfrm>
+                    <a:prstGeom prst="rect">
+                      <a:avLst/>
+                    </a:prstGeom>
+                  </pic:spPr>
+                </pic:pic>
+              </a:graphicData>
+            </a:graphic>
+          </wp:inline>
+        </w:drawing>
+      </w:r>
+    </w:p>
+    <w:p>
+      <w:pPr>
+        <w:rPr>
+          <w:b/>
+          <w:bCs/>
+          <w:color w:val="EE0000"/>
+        </w:rPr>
+      </w:pPr>
+      <w:r>
+        <w:rPr>
+          <w:b/>
+          <w:bCs/>
+          <w:color w:val="EE0000"/>
+        </w:rPr>
+        <w:drawing>
+          <wp:inline distT="0" distB="0" distL="0" distR="0" wp14:anchorId="11E8D218" wp14:editId="7EC7C386">
+            <wp:extent cx="5731510" cy="454025"/>
+            <wp:effectExtent l="0" t="0" r="2540" b="3175"/>
+            <wp:docPr id="189056046" name="Picture 1"/>
+            <wp:cNvGraphicFramePr>
+              <a:graphicFrameLocks xmlns:a="http://schemas.openxmlformats.org/drawingml/2006/main" noChangeAspect="1"/>
+            </wp:cNvGraphicFramePr>
+            <a:graphic xmlns:a="http://schemas.openxmlformats.org/drawingml/2006/main">
+              <a:graphicData uri="http://schemas.openxmlformats.org/drawingml/2006/picture">
+                <pic:pic xmlns:pic="http://schemas.openxmlformats.org/drawingml/2006/picture">
+                  <pic:nvPicPr>
+                    <pic:cNvPr id="189056046" name=""/>
+                    <pic:cNvPicPr/>
+                  </pic:nvPicPr>
+                  <pic:blipFill>
+                    <a:blip r:embed="rId6"/>
+                    <a:stretch>
+                      <a:fillRect/>
+                    </a:stretch>
+                  </pic:blipFill>
+                  <pic:spPr>
+                    <a:xfrm>
+                      <a:off x="0" y="0"/>
+                      <a:ext cx="5731510" cy="454025"/>
+                    </a:xfrm>
+                    <a:prstGeom prst="rect">
+                      <a:avLst/>
+                    </a:prstGeom>
+                  </pic:spPr>
+                </pic:pic>
+              </a:graphicData>
+            </a:graphic>
+          </wp:inline>
+        </w:drawing>
+      </w:r>
     </w:p>
     <w:sectPr>
       <w:pgSz w:w="11906" w:h="16838"/>
